--- a/word_templates/RF11-04 标准物质期间核查记录 .docx
+++ b/word_templates/RF11-04 标准物质期间核查记录 .docx
@@ -31,7 +31,6 @@
         <w:tblpPr w:leftFromText="180" w:rightFromText="180" w:vertAnchor="text" w:horzAnchor="page" w:tblpX="1217" w:tblpY="140"/>
         <w:tblOverlap w:val="never"/>
         <w:tblW w:w="0" w:type="auto"/>
-        <w:tblInd w:w="0" w:type="dxa"/>
         <w:tblLayout w:type="fixed"/>
         <w:tblLook w:val="0000" w:firstRow="0" w:lastRow="0" w:firstColumn="0" w:lastColumn="0" w:noHBand="0" w:noVBand="0"/>
       </w:tblPr>
@@ -574,68 +573,87 @@
           <w:p>
             <w:pPr>
               <w:rPr>
+                <w:rFonts w:ascii="宋体" w:hAnsi="宋体" w:cs="宋体" w:hint="eastAsia"/>
+                <w:sz w:val="21"/>
+                <w:szCs w:val="21"/>
+                <w:lang w:eastAsia="zh-CN"/>
+              </w:rPr>
+            </w:pPr>
+          </w:p>
+        </w:tc>
+        <w:tc>
+          <w:tcPr>
+            <w:tcW w:w="1276" w:type="dxa"/>
+            <w:tcBorders>
+              <w:top w:val="nil"/>
+              <w:left w:val="nil"/>
+              <w:bottom w:val="single" w:sz="4" w:space="0" w:color="auto"/>
+              <w:right w:val="single" w:sz="4" w:space="0" w:color="auto"/>
+            </w:tcBorders>
+            <w:vAlign w:val="center"/>
+          </w:tcPr>
+          <w:p>
+            <w:pPr>
+              <w:rPr>
+                <w:rFonts w:ascii="Times New Roman" w:hAnsi="Times New Roman"/>
+                <w:sz w:val="21"/>
+                <w:szCs w:val="21"/>
+              </w:rPr>
+            </w:pPr>
+          </w:p>
+        </w:tc>
+        <w:tc>
+          <w:tcPr>
+            <w:tcW w:w="937" w:type="dxa"/>
+            <w:tcBorders>
+              <w:top w:val="nil"/>
+              <w:left w:val="nil"/>
+              <w:bottom w:val="single" w:sz="4" w:space="0" w:color="auto"/>
+              <w:right w:val="single" w:sz="4" w:space="0" w:color="auto"/>
+            </w:tcBorders>
+            <w:vAlign w:val="center"/>
+          </w:tcPr>
+          <w:p>
+            <w:pPr>
+              <w:jc w:val="center"/>
+              <w:rPr>
+                <w:rFonts w:ascii="宋体" w:hAnsi="宋体" w:cs="宋体" w:hint="eastAsia"/>
+                <w:sz w:val="21"/>
+                <w:szCs w:val="21"/>
+                <w:lang w:eastAsia="zh-CN"/>
+              </w:rPr>
+            </w:pPr>
+          </w:p>
+        </w:tc>
+        <w:tc>
+          <w:tcPr>
+            <w:tcW w:w="900" w:type="dxa"/>
+            <w:tcBorders>
+              <w:top w:val="nil"/>
+              <w:left w:val="nil"/>
+              <w:bottom w:val="single" w:sz="4" w:space="0" w:color="auto"/>
+              <w:right w:val="single" w:sz="4" w:space="0" w:color="auto"/>
+            </w:tcBorders>
+          </w:tcPr>
+          <w:p>
+            <w:pPr>
+              <w:rPr>
                 <w:rFonts w:ascii="宋体" w:hAnsi="宋体" w:cs="宋体"/>
                 <w:sz w:val="21"/>
                 <w:szCs w:val="21"/>
                 <w:lang w:eastAsia="zh-CN"/>
               </w:rPr>
             </w:pPr>
-          </w:p>
-        </w:tc>
-        <w:tc>
-          <w:tcPr>
-            <w:tcW w:w="1276" w:type="dxa"/>
-            <w:tcBorders>
-              <w:top w:val="nil"/>
-              <w:left w:val="nil"/>
-              <w:bottom w:val="single" w:sz="4" w:space="0" w:color="auto"/>
-              <w:right w:val="single" w:sz="4" w:space="0" w:color="auto"/>
-            </w:tcBorders>
-            <w:vAlign w:val="center"/>
-          </w:tcPr>
-          <w:p>
-            <w:pPr>
-              <w:rPr>
-                <w:rFonts w:ascii="Times New Roman" w:hAnsi="Times New Roman"/>
-                <w:sz w:val="21"/>
-                <w:szCs w:val="21"/>
-              </w:rPr>
-            </w:pPr>
-          </w:p>
-        </w:tc>
-        <w:tc>
-          <w:tcPr>
-            <w:tcW w:w="937" w:type="dxa"/>
-            <w:tcBorders>
-              <w:top w:val="nil"/>
-              <w:left w:val="nil"/>
-              <w:bottom w:val="single" w:sz="4" w:space="0" w:color="auto"/>
-              <w:right w:val="single" w:sz="4" w:space="0" w:color="auto"/>
-            </w:tcBorders>
-            <w:vAlign w:val="center"/>
-          </w:tcPr>
-          <w:p>
-            <w:pPr>
-              <w:jc w:val="center"/>
-              <w:rPr>
-                <w:rFonts w:ascii="宋体" w:hAnsi="宋体" w:cs="宋体"/>
-                <w:sz w:val="21"/>
-                <w:szCs w:val="21"/>
-                <w:lang w:eastAsia="zh-CN"/>
-              </w:rPr>
-            </w:pPr>
-          </w:p>
-        </w:tc>
-        <w:tc>
-          <w:tcPr>
-            <w:tcW w:w="900" w:type="dxa"/>
-            <w:tcBorders>
-              <w:top w:val="nil"/>
-              <w:left w:val="nil"/>
-              <w:bottom w:val="single" w:sz="4" w:space="0" w:color="auto"/>
-              <w:right w:val="single" w:sz="4" w:space="0" w:color="auto"/>
-            </w:tcBorders>
-          </w:tcPr>
+            <w:r>
+              <w:rPr>
+                <w:rFonts w:ascii="宋体" w:hAnsi="宋体" w:cs="宋体" w:hint="eastAsia"/>
+                <w:sz w:val="21"/>
+                <w:szCs w:val="21"/>
+                <w:lang w:eastAsia="zh-CN"/>
+              </w:rPr>
+              <w:t>□是</w:t>
+            </w:r>
+          </w:p>
           <w:p>
             <w:pPr>
               <w:rPr>
@@ -653,7 +671,7 @@
                 <w:szCs w:val="21"/>
                 <w:lang w:eastAsia="zh-CN"/>
               </w:rPr>
-              <w:t>□是；□否</w:t>
+              <w:t>□否</w:t>
             </w:r>
           </w:p>
         </w:tc>
@@ -667,6 +685,25 @@
               <w:right w:val="single" w:sz="4" w:space="0" w:color="auto"/>
             </w:tcBorders>
           </w:tcPr>
+          <w:p>
+            <w:pPr>
+              <w:rPr>
+                <w:rFonts w:ascii="宋体" w:hAnsi="宋体" w:cs="宋体"/>
+                <w:sz w:val="21"/>
+                <w:szCs w:val="21"/>
+                <w:lang w:eastAsia="zh-CN"/>
+              </w:rPr>
+            </w:pPr>
+            <w:r>
+              <w:rPr>
+                <w:rFonts w:ascii="宋体" w:hAnsi="宋体" w:cs="宋体" w:hint="eastAsia"/>
+                <w:sz w:val="21"/>
+                <w:szCs w:val="21"/>
+                <w:lang w:eastAsia="zh-CN"/>
+              </w:rPr>
+              <w:t>□是</w:t>
+            </w:r>
+          </w:p>
           <w:p>
             <w:pPr>
               <w:rPr>
@@ -684,7 +721,7 @@
                 <w:szCs w:val="21"/>
                 <w:lang w:eastAsia="zh-CN"/>
               </w:rPr>
-              <w:t>□是；□否</w:t>
+              <w:t>□否</w:t>
             </w:r>
           </w:p>
         </w:tc>
@@ -698,6 +735,25 @@
               <w:right w:val="single" w:sz="4" w:space="0" w:color="auto"/>
             </w:tcBorders>
           </w:tcPr>
+          <w:p>
+            <w:pPr>
+              <w:rPr>
+                <w:rFonts w:ascii="宋体" w:hAnsi="宋体" w:cs="宋体"/>
+                <w:sz w:val="21"/>
+                <w:szCs w:val="21"/>
+                <w:lang w:eastAsia="zh-CN"/>
+              </w:rPr>
+            </w:pPr>
+            <w:r>
+              <w:rPr>
+                <w:rFonts w:ascii="宋体" w:hAnsi="宋体" w:cs="宋体" w:hint="eastAsia"/>
+                <w:sz w:val="21"/>
+                <w:szCs w:val="21"/>
+                <w:lang w:eastAsia="zh-CN"/>
+              </w:rPr>
+              <w:t>□是</w:t>
+            </w:r>
+          </w:p>
           <w:p>
             <w:pPr>
               <w:rPr>
@@ -715,7 +771,7 @@
                 <w:szCs w:val="21"/>
                 <w:lang w:eastAsia="zh-CN"/>
               </w:rPr>
-              <w:t>□是；□否</w:t>
+              <w:t>□否</w:t>
             </w:r>
           </w:p>
         </w:tc>
@@ -836,7 +892,7 @@
             <w:pPr>
               <w:jc w:val="both"/>
               <w:rPr>
-                <w:rFonts w:ascii="Times New Roman" w:hAnsi="Times New Roman" w:hint="eastAsia"/>
+                <w:rFonts w:ascii="Times New Roman" w:hAnsi="Times New Roman"/>
                 <w:sz w:val="21"/>
                 <w:szCs w:val="21"/>
                 <w:lang w:eastAsia="zh-CN"/>
@@ -878,19 +934,38 @@
           <w:p>
             <w:pPr>
               <w:rPr>
-                <w:rFonts w:ascii="宋体" w:hAnsi="宋体" w:cs="宋体" w:hint="eastAsia"/>
-                <w:sz w:val="21"/>
-                <w:szCs w:val="21"/>
-              </w:rPr>
-            </w:pPr>
-            <w:r>
-              <w:rPr>
-                <w:rFonts w:ascii="宋体" w:hAnsi="宋体" w:cs="宋体" w:hint="eastAsia"/>
-                <w:sz w:val="21"/>
-                <w:szCs w:val="21"/>
-                <w:lang w:eastAsia="zh-CN"/>
-              </w:rPr>
-              <w:t>□是；□否</w:t>
+                <w:rFonts w:ascii="宋体" w:hAnsi="宋体" w:cs="宋体"/>
+                <w:sz w:val="21"/>
+                <w:szCs w:val="21"/>
+                <w:lang w:eastAsia="zh-CN"/>
+              </w:rPr>
+            </w:pPr>
+            <w:r>
+              <w:rPr>
+                <w:rFonts w:ascii="宋体" w:hAnsi="宋体" w:cs="宋体" w:hint="eastAsia"/>
+                <w:sz w:val="21"/>
+                <w:szCs w:val="21"/>
+                <w:lang w:eastAsia="zh-CN"/>
+              </w:rPr>
+              <w:t>□是</w:t>
+            </w:r>
+          </w:p>
+          <w:p>
+            <w:pPr>
+              <w:rPr>
+                <w:rFonts w:ascii="宋体" w:hAnsi="宋体" w:cs="宋体" w:hint="eastAsia"/>
+                <w:sz w:val="21"/>
+                <w:szCs w:val="21"/>
+              </w:rPr>
+            </w:pPr>
+            <w:r>
+              <w:rPr>
+                <w:rFonts w:ascii="宋体" w:hAnsi="宋体" w:cs="宋体" w:hint="eastAsia"/>
+                <w:sz w:val="21"/>
+                <w:szCs w:val="21"/>
+                <w:lang w:eastAsia="zh-CN"/>
+              </w:rPr>
+              <w:t>□否</w:t>
             </w:r>
           </w:p>
         </w:tc>
@@ -907,19 +982,38 @@
           <w:p>
             <w:pPr>
               <w:rPr>
-                <w:rFonts w:ascii="宋体" w:hAnsi="宋体" w:cs="宋体" w:hint="eastAsia"/>
-                <w:sz w:val="21"/>
-                <w:szCs w:val="21"/>
-              </w:rPr>
-            </w:pPr>
-            <w:r>
-              <w:rPr>
-                <w:rFonts w:ascii="宋体" w:hAnsi="宋体" w:cs="宋体" w:hint="eastAsia"/>
-                <w:sz w:val="21"/>
-                <w:szCs w:val="21"/>
-                <w:lang w:eastAsia="zh-CN"/>
-              </w:rPr>
-              <w:t>□是；□否</w:t>
+                <w:rFonts w:ascii="宋体" w:hAnsi="宋体" w:cs="宋体"/>
+                <w:sz w:val="21"/>
+                <w:szCs w:val="21"/>
+                <w:lang w:eastAsia="zh-CN"/>
+              </w:rPr>
+            </w:pPr>
+            <w:r>
+              <w:rPr>
+                <w:rFonts w:ascii="宋体" w:hAnsi="宋体" w:cs="宋体" w:hint="eastAsia"/>
+                <w:sz w:val="21"/>
+                <w:szCs w:val="21"/>
+                <w:lang w:eastAsia="zh-CN"/>
+              </w:rPr>
+              <w:t>□是</w:t>
+            </w:r>
+          </w:p>
+          <w:p>
+            <w:pPr>
+              <w:rPr>
+                <w:rFonts w:ascii="宋体" w:hAnsi="宋体" w:cs="宋体" w:hint="eastAsia"/>
+                <w:sz w:val="21"/>
+                <w:szCs w:val="21"/>
+              </w:rPr>
+            </w:pPr>
+            <w:r>
+              <w:rPr>
+                <w:rFonts w:ascii="宋体" w:hAnsi="宋体" w:cs="宋体" w:hint="eastAsia"/>
+                <w:sz w:val="21"/>
+                <w:szCs w:val="21"/>
+                <w:lang w:eastAsia="zh-CN"/>
+              </w:rPr>
+              <w:t>□否</w:t>
             </w:r>
           </w:p>
         </w:tc>
@@ -936,19 +1030,38 @@
           <w:p>
             <w:pPr>
               <w:rPr>
-                <w:rFonts w:ascii="宋体" w:hAnsi="宋体" w:cs="宋体" w:hint="eastAsia"/>
-                <w:sz w:val="21"/>
-                <w:szCs w:val="21"/>
-              </w:rPr>
-            </w:pPr>
-            <w:r>
-              <w:rPr>
-                <w:rFonts w:ascii="宋体" w:hAnsi="宋体" w:cs="宋体" w:hint="eastAsia"/>
-                <w:sz w:val="21"/>
-                <w:szCs w:val="21"/>
-                <w:lang w:eastAsia="zh-CN"/>
-              </w:rPr>
-              <w:t>□是；□否</w:t>
+                <w:rFonts w:ascii="宋体" w:hAnsi="宋体" w:cs="宋体"/>
+                <w:sz w:val="21"/>
+                <w:szCs w:val="21"/>
+                <w:lang w:eastAsia="zh-CN"/>
+              </w:rPr>
+            </w:pPr>
+            <w:r>
+              <w:rPr>
+                <w:rFonts w:ascii="宋体" w:hAnsi="宋体" w:cs="宋体" w:hint="eastAsia"/>
+                <w:sz w:val="21"/>
+                <w:szCs w:val="21"/>
+                <w:lang w:eastAsia="zh-CN"/>
+              </w:rPr>
+              <w:t>□是</w:t>
+            </w:r>
+          </w:p>
+          <w:p>
+            <w:pPr>
+              <w:rPr>
+                <w:rFonts w:ascii="宋体" w:hAnsi="宋体" w:cs="宋体" w:hint="eastAsia"/>
+                <w:sz w:val="21"/>
+                <w:szCs w:val="21"/>
+              </w:rPr>
+            </w:pPr>
+            <w:r>
+              <w:rPr>
+                <w:rFonts w:ascii="宋体" w:hAnsi="宋体" w:cs="宋体" w:hint="eastAsia"/>
+                <w:sz w:val="21"/>
+                <w:szCs w:val="21"/>
+                <w:lang w:eastAsia="zh-CN"/>
+              </w:rPr>
+              <w:t>□否</w:t>
             </w:r>
           </w:p>
         </w:tc>
@@ -1076,7 +1189,7 @@
             <w:pPr>
               <w:jc w:val="both"/>
               <w:rPr>
-                <w:rFonts w:ascii="Times New Roman" w:hAnsi="Times New Roman" w:hint="eastAsia"/>
+                <w:rFonts w:ascii="Times New Roman" w:hAnsi="Times New Roman"/>
                 <w:sz w:val="21"/>
                 <w:szCs w:val="21"/>
                 <w:lang w:eastAsia="zh-CN"/>
@@ -1119,19 +1232,38 @@
           <w:p>
             <w:pPr>
               <w:rPr>
-                <w:rFonts w:ascii="宋体" w:hAnsi="宋体" w:cs="宋体" w:hint="eastAsia"/>
-                <w:sz w:val="21"/>
-                <w:szCs w:val="21"/>
-              </w:rPr>
-            </w:pPr>
-            <w:r>
-              <w:rPr>
-                <w:rFonts w:ascii="宋体" w:hAnsi="宋体" w:cs="宋体" w:hint="eastAsia"/>
-                <w:sz w:val="21"/>
-                <w:szCs w:val="21"/>
-                <w:lang w:eastAsia="zh-CN"/>
-              </w:rPr>
-              <w:t>□是；□否</w:t>
+                <w:rFonts w:ascii="宋体" w:hAnsi="宋体" w:cs="宋体"/>
+                <w:sz w:val="21"/>
+                <w:szCs w:val="21"/>
+                <w:lang w:eastAsia="zh-CN"/>
+              </w:rPr>
+            </w:pPr>
+            <w:r>
+              <w:rPr>
+                <w:rFonts w:ascii="宋体" w:hAnsi="宋体" w:cs="宋体" w:hint="eastAsia"/>
+                <w:sz w:val="21"/>
+                <w:szCs w:val="21"/>
+                <w:lang w:eastAsia="zh-CN"/>
+              </w:rPr>
+              <w:t>□是</w:t>
+            </w:r>
+          </w:p>
+          <w:p>
+            <w:pPr>
+              <w:rPr>
+                <w:rFonts w:ascii="宋体" w:hAnsi="宋体" w:cs="宋体" w:hint="eastAsia"/>
+                <w:sz w:val="21"/>
+                <w:szCs w:val="21"/>
+              </w:rPr>
+            </w:pPr>
+            <w:r>
+              <w:rPr>
+                <w:rFonts w:ascii="宋体" w:hAnsi="宋体" w:cs="宋体" w:hint="eastAsia"/>
+                <w:sz w:val="21"/>
+                <w:szCs w:val="21"/>
+                <w:lang w:eastAsia="zh-CN"/>
+              </w:rPr>
+              <w:t>□否</w:t>
             </w:r>
           </w:p>
         </w:tc>
@@ -1148,19 +1280,38 @@
           <w:p>
             <w:pPr>
               <w:rPr>
-                <w:rFonts w:ascii="宋体" w:hAnsi="宋体" w:cs="宋体" w:hint="eastAsia"/>
-                <w:sz w:val="21"/>
-                <w:szCs w:val="21"/>
-              </w:rPr>
-            </w:pPr>
-            <w:r>
-              <w:rPr>
-                <w:rFonts w:ascii="宋体" w:hAnsi="宋体" w:cs="宋体" w:hint="eastAsia"/>
-                <w:sz w:val="21"/>
-                <w:szCs w:val="21"/>
-                <w:lang w:eastAsia="zh-CN"/>
-              </w:rPr>
-              <w:t>□是；□否</w:t>
+                <w:rFonts w:ascii="宋体" w:hAnsi="宋体" w:cs="宋体"/>
+                <w:sz w:val="21"/>
+                <w:szCs w:val="21"/>
+                <w:lang w:eastAsia="zh-CN"/>
+              </w:rPr>
+            </w:pPr>
+            <w:r>
+              <w:rPr>
+                <w:rFonts w:ascii="宋体" w:hAnsi="宋体" w:cs="宋体" w:hint="eastAsia"/>
+                <w:sz w:val="21"/>
+                <w:szCs w:val="21"/>
+                <w:lang w:eastAsia="zh-CN"/>
+              </w:rPr>
+              <w:t>□是</w:t>
+            </w:r>
+          </w:p>
+          <w:p>
+            <w:pPr>
+              <w:rPr>
+                <w:rFonts w:ascii="宋体" w:hAnsi="宋体" w:cs="宋体" w:hint="eastAsia"/>
+                <w:sz w:val="21"/>
+                <w:szCs w:val="21"/>
+              </w:rPr>
+            </w:pPr>
+            <w:r>
+              <w:rPr>
+                <w:rFonts w:ascii="宋体" w:hAnsi="宋体" w:cs="宋体" w:hint="eastAsia"/>
+                <w:sz w:val="21"/>
+                <w:szCs w:val="21"/>
+                <w:lang w:eastAsia="zh-CN"/>
+              </w:rPr>
+              <w:t>□否</w:t>
             </w:r>
           </w:p>
         </w:tc>
@@ -1177,19 +1328,38 @@
           <w:p>
             <w:pPr>
               <w:rPr>
-                <w:rFonts w:ascii="宋体" w:hAnsi="宋体" w:cs="宋体" w:hint="eastAsia"/>
-                <w:sz w:val="21"/>
-                <w:szCs w:val="21"/>
-              </w:rPr>
-            </w:pPr>
-            <w:r>
-              <w:rPr>
-                <w:rFonts w:ascii="宋体" w:hAnsi="宋体" w:cs="宋体" w:hint="eastAsia"/>
-                <w:sz w:val="21"/>
-                <w:szCs w:val="21"/>
-                <w:lang w:eastAsia="zh-CN"/>
-              </w:rPr>
-              <w:t>□是；□否</w:t>
+                <w:rFonts w:ascii="宋体" w:hAnsi="宋体" w:cs="宋体"/>
+                <w:sz w:val="21"/>
+                <w:szCs w:val="21"/>
+                <w:lang w:eastAsia="zh-CN"/>
+              </w:rPr>
+            </w:pPr>
+            <w:r>
+              <w:rPr>
+                <w:rFonts w:ascii="宋体" w:hAnsi="宋体" w:cs="宋体" w:hint="eastAsia"/>
+                <w:sz w:val="21"/>
+                <w:szCs w:val="21"/>
+                <w:lang w:eastAsia="zh-CN"/>
+              </w:rPr>
+              <w:t>□是</w:t>
+            </w:r>
+          </w:p>
+          <w:p>
+            <w:pPr>
+              <w:rPr>
+                <w:rFonts w:ascii="宋体" w:hAnsi="宋体" w:cs="宋体" w:hint="eastAsia"/>
+                <w:sz w:val="21"/>
+                <w:szCs w:val="21"/>
+              </w:rPr>
+            </w:pPr>
+            <w:r>
+              <w:rPr>
+                <w:rFonts w:ascii="宋体" w:hAnsi="宋体" w:cs="宋体" w:hint="eastAsia"/>
+                <w:sz w:val="21"/>
+                <w:szCs w:val="21"/>
+                <w:lang w:eastAsia="zh-CN"/>
+              </w:rPr>
+              <w:t>□否</w:t>
             </w:r>
           </w:p>
         </w:tc>
@@ -1378,19 +1548,38 @@
           <w:p>
             <w:pPr>
               <w:rPr>
-                <w:rFonts w:ascii="宋体" w:hAnsi="宋体" w:cs="宋体" w:hint="eastAsia"/>
-                <w:sz w:val="21"/>
-                <w:szCs w:val="21"/>
-              </w:rPr>
-            </w:pPr>
-            <w:r>
-              <w:rPr>
-                <w:rFonts w:ascii="宋体" w:hAnsi="宋体" w:cs="宋体" w:hint="eastAsia"/>
-                <w:sz w:val="21"/>
-                <w:szCs w:val="21"/>
-                <w:lang w:eastAsia="zh-CN"/>
-              </w:rPr>
-              <w:t>□是；□否</w:t>
+                <w:rFonts w:ascii="宋体" w:hAnsi="宋体" w:cs="宋体"/>
+                <w:sz w:val="21"/>
+                <w:szCs w:val="21"/>
+                <w:lang w:eastAsia="zh-CN"/>
+              </w:rPr>
+            </w:pPr>
+            <w:r>
+              <w:rPr>
+                <w:rFonts w:ascii="宋体" w:hAnsi="宋体" w:cs="宋体" w:hint="eastAsia"/>
+                <w:sz w:val="21"/>
+                <w:szCs w:val="21"/>
+                <w:lang w:eastAsia="zh-CN"/>
+              </w:rPr>
+              <w:t>□是</w:t>
+            </w:r>
+          </w:p>
+          <w:p>
+            <w:pPr>
+              <w:rPr>
+                <w:rFonts w:ascii="宋体" w:hAnsi="宋体" w:cs="宋体" w:hint="eastAsia"/>
+                <w:sz w:val="21"/>
+                <w:szCs w:val="21"/>
+              </w:rPr>
+            </w:pPr>
+            <w:r>
+              <w:rPr>
+                <w:rFonts w:ascii="宋体" w:hAnsi="宋体" w:cs="宋体" w:hint="eastAsia"/>
+                <w:sz w:val="21"/>
+                <w:szCs w:val="21"/>
+                <w:lang w:eastAsia="zh-CN"/>
+              </w:rPr>
+              <w:t>□否</w:t>
             </w:r>
           </w:p>
         </w:tc>
@@ -1407,19 +1596,38 @@
           <w:p>
             <w:pPr>
               <w:rPr>
-                <w:rFonts w:ascii="宋体" w:hAnsi="宋体" w:cs="宋体" w:hint="eastAsia"/>
-                <w:sz w:val="21"/>
-                <w:szCs w:val="21"/>
-              </w:rPr>
-            </w:pPr>
-            <w:r>
-              <w:rPr>
-                <w:rFonts w:ascii="宋体" w:hAnsi="宋体" w:cs="宋体" w:hint="eastAsia"/>
-                <w:sz w:val="21"/>
-                <w:szCs w:val="21"/>
-                <w:lang w:eastAsia="zh-CN"/>
-              </w:rPr>
-              <w:t>□是；□否</w:t>
+                <w:rFonts w:ascii="宋体" w:hAnsi="宋体" w:cs="宋体"/>
+                <w:sz w:val="21"/>
+                <w:szCs w:val="21"/>
+                <w:lang w:eastAsia="zh-CN"/>
+              </w:rPr>
+            </w:pPr>
+            <w:r>
+              <w:rPr>
+                <w:rFonts w:ascii="宋体" w:hAnsi="宋体" w:cs="宋体" w:hint="eastAsia"/>
+                <w:sz w:val="21"/>
+                <w:szCs w:val="21"/>
+                <w:lang w:eastAsia="zh-CN"/>
+              </w:rPr>
+              <w:t>□是</w:t>
+            </w:r>
+          </w:p>
+          <w:p>
+            <w:pPr>
+              <w:rPr>
+                <w:rFonts w:ascii="宋体" w:hAnsi="宋体" w:cs="宋体" w:hint="eastAsia"/>
+                <w:sz w:val="21"/>
+                <w:szCs w:val="21"/>
+              </w:rPr>
+            </w:pPr>
+            <w:r>
+              <w:rPr>
+                <w:rFonts w:ascii="宋体" w:hAnsi="宋体" w:cs="宋体" w:hint="eastAsia"/>
+                <w:sz w:val="21"/>
+                <w:szCs w:val="21"/>
+                <w:lang w:eastAsia="zh-CN"/>
+              </w:rPr>
+              <w:t>□否</w:t>
             </w:r>
           </w:p>
         </w:tc>
@@ -1436,19 +1644,38 @@
           <w:p>
             <w:pPr>
               <w:rPr>
-                <w:rFonts w:ascii="宋体" w:hAnsi="宋体" w:cs="宋体" w:hint="eastAsia"/>
-                <w:sz w:val="21"/>
-                <w:szCs w:val="21"/>
-              </w:rPr>
-            </w:pPr>
-            <w:r>
-              <w:rPr>
-                <w:rFonts w:ascii="宋体" w:hAnsi="宋体" w:cs="宋体" w:hint="eastAsia"/>
-                <w:sz w:val="21"/>
-                <w:szCs w:val="21"/>
-                <w:lang w:eastAsia="zh-CN"/>
-              </w:rPr>
-              <w:t>□是；□否</w:t>
+                <w:rFonts w:ascii="宋体" w:hAnsi="宋体" w:cs="宋体"/>
+                <w:sz w:val="21"/>
+                <w:szCs w:val="21"/>
+                <w:lang w:eastAsia="zh-CN"/>
+              </w:rPr>
+            </w:pPr>
+            <w:r>
+              <w:rPr>
+                <w:rFonts w:ascii="宋体" w:hAnsi="宋体" w:cs="宋体" w:hint="eastAsia"/>
+                <w:sz w:val="21"/>
+                <w:szCs w:val="21"/>
+                <w:lang w:eastAsia="zh-CN"/>
+              </w:rPr>
+              <w:t>□是</w:t>
+            </w:r>
+          </w:p>
+          <w:p>
+            <w:pPr>
+              <w:rPr>
+                <w:rFonts w:ascii="宋体" w:hAnsi="宋体" w:cs="宋体" w:hint="eastAsia"/>
+                <w:sz w:val="21"/>
+                <w:szCs w:val="21"/>
+              </w:rPr>
+            </w:pPr>
+            <w:r>
+              <w:rPr>
+                <w:rFonts w:ascii="宋体" w:hAnsi="宋体" w:cs="宋体" w:hint="eastAsia"/>
+                <w:sz w:val="21"/>
+                <w:szCs w:val="21"/>
+                <w:lang w:eastAsia="zh-CN"/>
+              </w:rPr>
+              <w:t>□否</w:t>
             </w:r>
           </w:p>
         </w:tc>
@@ -1638,19 +1865,38 @@
           <w:p>
             <w:pPr>
               <w:rPr>
-                <w:rFonts w:ascii="宋体" w:hAnsi="宋体" w:cs="宋体" w:hint="eastAsia"/>
-                <w:sz w:val="21"/>
-                <w:szCs w:val="21"/>
-              </w:rPr>
-            </w:pPr>
-            <w:r>
-              <w:rPr>
-                <w:rFonts w:ascii="宋体" w:hAnsi="宋体" w:cs="宋体" w:hint="eastAsia"/>
-                <w:sz w:val="21"/>
-                <w:szCs w:val="21"/>
-                <w:lang w:eastAsia="zh-CN"/>
-              </w:rPr>
-              <w:t>□是；□否</w:t>
+                <w:rFonts w:ascii="宋体" w:hAnsi="宋体" w:cs="宋体"/>
+                <w:sz w:val="21"/>
+                <w:szCs w:val="21"/>
+                <w:lang w:eastAsia="zh-CN"/>
+              </w:rPr>
+            </w:pPr>
+            <w:r>
+              <w:rPr>
+                <w:rFonts w:ascii="宋体" w:hAnsi="宋体" w:cs="宋体" w:hint="eastAsia"/>
+                <w:sz w:val="21"/>
+                <w:szCs w:val="21"/>
+                <w:lang w:eastAsia="zh-CN"/>
+              </w:rPr>
+              <w:t>□是</w:t>
+            </w:r>
+          </w:p>
+          <w:p>
+            <w:pPr>
+              <w:rPr>
+                <w:rFonts w:ascii="宋体" w:hAnsi="宋体" w:cs="宋体" w:hint="eastAsia"/>
+                <w:sz w:val="21"/>
+                <w:szCs w:val="21"/>
+              </w:rPr>
+            </w:pPr>
+            <w:r>
+              <w:rPr>
+                <w:rFonts w:ascii="宋体" w:hAnsi="宋体" w:cs="宋体" w:hint="eastAsia"/>
+                <w:sz w:val="21"/>
+                <w:szCs w:val="21"/>
+                <w:lang w:eastAsia="zh-CN"/>
+              </w:rPr>
+              <w:t>□否</w:t>
             </w:r>
           </w:p>
         </w:tc>
@@ -1667,19 +1913,38 @@
           <w:p>
             <w:pPr>
               <w:rPr>
-                <w:rFonts w:ascii="宋体" w:hAnsi="宋体" w:cs="宋体" w:hint="eastAsia"/>
-                <w:sz w:val="21"/>
-                <w:szCs w:val="21"/>
-              </w:rPr>
-            </w:pPr>
-            <w:r>
-              <w:rPr>
-                <w:rFonts w:ascii="宋体" w:hAnsi="宋体" w:cs="宋体" w:hint="eastAsia"/>
-                <w:sz w:val="21"/>
-                <w:szCs w:val="21"/>
-                <w:lang w:eastAsia="zh-CN"/>
-              </w:rPr>
-              <w:t>□是；□否</w:t>
+                <w:rFonts w:ascii="宋体" w:hAnsi="宋体" w:cs="宋体"/>
+                <w:sz w:val="21"/>
+                <w:szCs w:val="21"/>
+                <w:lang w:eastAsia="zh-CN"/>
+              </w:rPr>
+            </w:pPr>
+            <w:r>
+              <w:rPr>
+                <w:rFonts w:ascii="宋体" w:hAnsi="宋体" w:cs="宋体" w:hint="eastAsia"/>
+                <w:sz w:val="21"/>
+                <w:szCs w:val="21"/>
+                <w:lang w:eastAsia="zh-CN"/>
+              </w:rPr>
+              <w:t>□是</w:t>
+            </w:r>
+          </w:p>
+          <w:p>
+            <w:pPr>
+              <w:rPr>
+                <w:rFonts w:ascii="宋体" w:hAnsi="宋体" w:cs="宋体" w:hint="eastAsia"/>
+                <w:sz w:val="21"/>
+                <w:szCs w:val="21"/>
+              </w:rPr>
+            </w:pPr>
+            <w:r>
+              <w:rPr>
+                <w:rFonts w:ascii="宋体" w:hAnsi="宋体" w:cs="宋体" w:hint="eastAsia"/>
+                <w:sz w:val="21"/>
+                <w:szCs w:val="21"/>
+                <w:lang w:eastAsia="zh-CN"/>
+              </w:rPr>
+              <w:t>□否</w:t>
             </w:r>
           </w:p>
         </w:tc>
@@ -1696,19 +1961,38 @@
           <w:p>
             <w:pPr>
               <w:rPr>
-                <w:rFonts w:ascii="宋体" w:hAnsi="宋体" w:cs="宋体" w:hint="eastAsia"/>
-                <w:sz w:val="21"/>
-                <w:szCs w:val="21"/>
-              </w:rPr>
-            </w:pPr>
-            <w:r>
-              <w:rPr>
-                <w:rFonts w:ascii="宋体" w:hAnsi="宋体" w:cs="宋体" w:hint="eastAsia"/>
-                <w:sz w:val="21"/>
-                <w:szCs w:val="21"/>
-                <w:lang w:eastAsia="zh-CN"/>
-              </w:rPr>
-              <w:t>□是；□否</w:t>
+                <w:rFonts w:ascii="宋体" w:hAnsi="宋体" w:cs="宋体"/>
+                <w:sz w:val="21"/>
+                <w:szCs w:val="21"/>
+                <w:lang w:eastAsia="zh-CN"/>
+              </w:rPr>
+            </w:pPr>
+            <w:r>
+              <w:rPr>
+                <w:rFonts w:ascii="宋体" w:hAnsi="宋体" w:cs="宋体" w:hint="eastAsia"/>
+                <w:sz w:val="21"/>
+                <w:szCs w:val="21"/>
+                <w:lang w:eastAsia="zh-CN"/>
+              </w:rPr>
+              <w:t>□是</w:t>
+            </w:r>
+          </w:p>
+          <w:p>
+            <w:pPr>
+              <w:rPr>
+                <w:rFonts w:ascii="宋体" w:hAnsi="宋体" w:cs="宋体" w:hint="eastAsia"/>
+                <w:sz w:val="21"/>
+                <w:szCs w:val="21"/>
+              </w:rPr>
+            </w:pPr>
+            <w:r>
+              <w:rPr>
+                <w:rFonts w:ascii="宋体" w:hAnsi="宋体" w:cs="宋体" w:hint="eastAsia"/>
+                <w:sz w:val="21"/>
+                <w:szCs w:val="21"/>
+                <w:lang w:eastAsia="zh-CN"/>
+              </w:rPr>
+              <w:t>□否</w:t>
             </w:r>
           </w:p>
         </w:tc>
@@ -1897,19 +2181,38 @@
           <w:p>
             <w:pPr>
               <w:rPr>
-                <w:rFonts w:ascii="宋体" w:hAnsi="宋体" w:cs="宋体" w:hint="eastAsia"/>
-                <w:sz w:val="21"/>
-                <w:szCs w:val="21"/>
-              </w:rPr>
-            </w:pPr>
-            <w:r>
-              <w:rPr>
-                <w:rFonts w:ascii="宋体" w:hAnsi="宋体" w:cs="宋体" w:hint="eastAsia"/>
-                <w:sz w:val="21"/>
-                <w:szCs w:val="21"/>
-                <w:lang w:eastAsia="zh-CN"/>
-              </w:rPr>
-              <w:t>□是；□否</w:t>
+                <w:rFonts w:ascii="宋体" w:hAnsi="宋体" w:cs="宋体"/>
+                <w:sz w:val="21"/>
+                <w:szCs w:val="21"/>
+                <w:lang w:eastAsia="zh-CN"/>
+              </w:rPr>
+            </w:pPr>
+            <w:r>
+              <w:rPr>
+                <w:rFonts w:ascii="宋体" w:hAnsi="宋体" w:cs="宋体" w:hint="eastAsia"/>
+                <w:sz w:val="21"/>
+                <w:szCs w:val="21"/>
+                <w:lang w:eastAsia="zh-CN"/>
+              </w:rPr>
+              <w:t>□是</w:t>
+            </w:r>
+          </w:p>
+          <w:p>
+            <w:pPr>
+              <w:rPr>
+                <w:rFonts w:ascii="宋体" w:hAnsi="宋体" w:cs="宋体" w:hint="eastAsia"/>
+                <w:sz w:val="21"/>
+                <w:szCs w:val="21"/>
+              </w:rPr>
+            </w:pPr>
+            <w:r>
+              <w:rPr>
+                <w:rFonts w:ascii="宋体" w:hAnsi="宋体" w:cs="宋体" w:hint="eastAsia"/>
+                <w:sz w:val="21"/>
+                <w:szCs w:val="21"/>
+                <w:lang w:eastAsia="zh-CN"/>
+              </w:rPr>
+              <w:t>□否</w:t>
             </w:r>
           </w:p>
         </w:tc>
@@ -1926,19 +2229,38 @@
           <w:p>
             <w:pPr>
               <w:rPr>
-                <w:rFonts w:ascii="宋体" w:hAnsi="宋体" w:cs="宋体" w:hint="eastAsia"/>
-                <w:sz w:val="21"/>
-                <w:szCs w:val="21"/>
-              </w:rPr>
-            </w:pPr>
-            <w:r>
-              <w:rPr>
-                <w:rFonts w:ascii="宋体" w:hAnsi="宋体" w:cs="宋体" w:hint="eastAsia"/>
-                <w:sz w:val="21"/>
-                <w:szCs w:val="21"/>
-                <w:lang w:eastAsia="zh-CN"/>
-              </w:rPr>
-              <w:t>□是；□否</w:t>
+                <w:rFonts w:ascii="宋体" w:hAnsi="宋体" w:cs="宋体"/>
+                <w:sz w:val="21"/>
+                <w:szCs w:val="21"/>
+                <w:lang w:eastAsia="zh-CN"/>
+              </w:rPr>
+            </w:pPr>
+            <w:r>
+              <w:rPr>
+                <w:rFonts w:ascii="宋体" w:hAnsi="宋体" w:cs="宋体" w:hint="eastAsia"/>
+                <w:sz w:val="21"/>
+                <w:szCs w:val="21"/>
+                <w:lang w:eastAsia="zh-CN"/>
+              </w:rPr>
+              <w:t>□是</w:t>
+            </w:r>
+          </w:p>
+          <w:p>
+            <w:pPr>
+              <w:rPr>
+                <w:rFonts w:ascii="宋体" w:hAnsi="宋体" w:cs="宋体" w:hint="eastAsia"/>
+                <w:sz w:val="21"/>
+                <w:szCs w:val="21"/>
+              </w:rPr>
+            </w:pPr>
+            <w:r>
+              <w:rPr>
+                <w:rFonts w:ascii="宋体" w:hAnsi="宋体" w:cs="宋体" w:hint="eastAsia"/>
+                <w:sz w:val="21"/>
+                <w:szCs w:val="21"/>
+                <w:lang w:eastAsia="zh-CN"/>
+              </w:rPr>
+              <w:t>□否</w:t>
             </w:r>
           </w:p>
         </w:tc>
@@ -1955,19 +2277,38 @@
           <w:p>
             <w:pPr>
               <w:rPr>
-                <w:rFonts w:ascii="宋体" w:hAnsi="宋体" w:cs="宋体" w:hint="eastAsia"/>
-                <w:sz w:val="21"/>
-                <w:szCs w:val="21"/>
-              </w:rPr>
-            </w:pPr>
-            <w:r>
-              <w:rPr>
-                <w:rFonts w:ascii="宋体" w:hAnsi="宋体" w:cs="宋体" w:hint="eastAsia"/>
-                <w:sz w:val="21"/>
-                <w:szCs w:val="21"/>
-                <w:lang w:eastAsia="zh-CN"/>
-              </w:rPr>
-              <w:t>□是；□否</w:t>
+                <w:rFonts w:ascii="宋体" w:hAnsi="宋体" w:cs="宋体"/>
+                <w:sz w:val="21"/>
+                <w:szCs w:val="21"/>
+                <w:lang w:eastAsia="zh-CN"/>
+              </w:rPr>
+            </w:pPr>
+            <w:r>
+              <w:rPr>
+                <w:rFonts w:ascii="宋体" w:hAnsi="宋体" w:cs="宋体" w:hint="eastAsia"/>
+                <w:sz w:val="21"/>
+                <w:szCs w:val="21"/>
+                <w:lang w:eastAsia="zh-CN"/>
+              </w:rPr>
+              <w:t>□是</w:t>
+            </w:r>
+          </w:p>
+          <w:p>
+            <w:pPr>
+              <w:rPr>
+                <w:rFonts w:ascii="宋体" w:hAnsi="宋体" w:cs="宋体" w:hint="eastAsia"/>
+                <w:sz w:val="21"/>
+                <w:szCs w:val="21"/>
+              </w:rPr>
+            </w:pPr>
+            <w:r>
+              <w:rPr>
+                <w:rFonts w:ascii="宋体" w:hAnsi="宋体" w:cs="宋体" w:hint="eastAsia"/>
+                <w:sz w:val="21"/>
+                <w:szCs w:val="21"/>
+                <w:lang w:eastAsia="zh-CN"/>
+              </w:rPr>
+              <w:t>□否</w:t>
             </w:r>
           </w:p>
         </w:tc>
@@ -2157,19 +2498,38 @@
           <w:p>
             <w:pPr>
               <w:rPr>
-                <w:rFonts w:ascii="宋体" w:hAnsi="宋体" w:cs="宋体" w:hint="eastAsia"/>
-                <w:sz w:val="21"/>
-                <w:szCs w:val="21"/>
-              </w:rPr>
-            </w:pPr>
-            <w:r>
-              <w:rPr>
-                <w:rFonts w:ascii="宋体" w:hAnsi="宋体" w:cs="宋体" w:hint="eastAsia"/>
-                <w:sz w:val="21"/>
-                <w:szCs w:val="21"/>
-                <w:lang w:eastAsia="zh-CN"/>
-              </w:rPr>
-              <w:t>□是；□否</w:t>
+                <w:rFonts w:ascii="宋体" w:hAnsi="宋体" w:cs="宋体"/>
+                <w:sz w:val="21"/>
+                <w:szCs w:val="21"/>
+                <w:lang w:eastAsia="zh-CN"/>
+              </w:rPr>
+            </w:pPr>
+            <w:r>
+              <w:rPr>
+                <w:rFonts w:ascii="宋体" w:hAnsi="宋体" w:cs="宋体" w:hint="eastAsia"/>
+                <w:sz w:val="21"/>
+                <w:szCs w:val="21"/>
+                <w:lang w:eastAsia="zh-CN"/>
+              </w:rPr>
+              <w:t>□是</w:t>
+            </w:r>
+          </w:p>
+          <w:p>
+            <w:pPr>
+              <w:rPr>
+                <w:rFonts w:ascii="宋体" w:hAnsi="宋体" w:cs="宋体" w:hint="eastAsia"/>
+                <w:sz w:val="21"/>
+                <w:szCs w:val="21"/>
+              </w:rPr>
+            </w:pPr>
+            <w:r>
+              <w:rPr>
+                <w:rFonts w:ascii="宋体" w:hAnsi="宋体" w:cs="宋体" w:hint="eastAsia"/>
+                <w:sz w:val="21"/>
+                <w:szCs w:val="21"/>
+                <w:lang w:eastAsia="zh-CN"/>
+              </w:rPr>
+              <w:t>□否</w:t>
             </w:r>
           </w:p>
         </w:tc>
@@ -2186,19 +2546,38 @@
           <w:p>
             <w:pPr>
               <w:rPr>
-                <w:rFonts w:ascii="宋体" w:hAnsi="宋体" w:cs="宋体" w:hint="eastAsia"/>
-                <w:sz w:val="21"/>
-                <w:szCs w:val="21"/>
-              </w:rPr>
-            </w:pPr>
-            <w:r>
-              <w:rPr>
-                <w:rFonts w:ascii="宋体" w:hAnsi="宋体" w:cs="宋体" w:hint="eastAsia"/>
-                <w:sz w:val="21"/>
-                <w:szCs w:val="21"/>
-                <w:lang w:eastAsia="zh-CN"/>
-              </w:rPr>
-              <w:t>□是；□否</w:t>
+                <w:rFonts w:ascii="宋体" w:hAnsi="宋体" w:cs="宋体"/>
+                <w:sz w:val="21"/>
+                <w:szCs w:val="21"/>
+                <w:lang w:eastAsia="zh-CN"/>
+              </w:rPr>
+            </w:pPr>
+            <w:r>
+              <w:rPr>
+                <w:rFonts w:ascii="宋体" w:hAnsi="宋体" w:cs="宋体" w:hint="eastAsia"/>
+                <w:sz w:val="21"/>
+                <w:szCs w:val="21"/>
+                <w:lang w:eastAsia="zh-CN"/>
+              </w:rPr>
+              <w:t>□是</w:t>
+            </w:r>
+          </w:p>
+          <w:p>
+            <w:pPr>
+              <w:rPr>
+                <w:rFonts w:ascii="宋体" w:hAnsi="宋体" w:cs="宋体" w:hint="eastAsia"/>
+                <w:sz w:val="21"/>
+                <w:szCs w:val="21"/>
+              </w:rPr>
+            </w:pPr>
+            <w:r>
+              <w:rPr>
+                <w:rFonts w:ascii="宋体" w:hAnsi="宋体" w:cs="宋体" w:hint="eastAsia"/>
+                <w:sz w:val="21"/>
+                <w:szCs w:val="21"/>
+                <w:lang w:eastAsia="zh-CN"/>
+              </w:rPr>
+              <w:t>□否</w:t>
             </w:r>
           </w:p>
         </w:tc>
@@ -2215,19 +2594,38 @@
           <w:p>
             <w:pPr>
               <w:rPr>
-                <w:rFonts w:ascii="宋体" w:hAnsi="宋体" w:cs="宋体" w:hint="eastAsia"/>
-                <w:sz w:val="21"/>
-                <w:szCs w:val="21"/>
-              </w:rPr>
-            </w:pPr>
-            <w:r>
-              <w:rPr>
-                <w:rFonts w:ascii="宋体" w:hAnsi="宋体" w:cs="宋体" w:hint="eastAsia"/>
-                <w:sz w:val="21"/>
-                <w:szCs w:val="21"/>
-                <w:lang w:eastAsia="zh-CN"/>
-              </w:rPr>
-              <w:t>□是；□否</w:t>
+                <w:rFonts w:ascii="宋体" w:hAnsi="宋体" w:cs="宋体"/>
+                <w:sz w:val="21"/>
+                <w:szCs w:val="21"/>
+                <w:lang w:eastAsia="zh-CN"/>
+              </w:rPr>
+            </w:pPr>
+            <w:r>
+              <w:rPr>
+                <w:rFonts w:ascii="宋体" w:hAnsi="宋体" w:cs="宋体" w:hint="eastAsia"/>
+                <w:sz w:val="21"/>
+                <w:szCs w:val="21"/>
+                <w:lang w:eastAsia="zh-CN"/>
+              </w:rPr>
+              <w:t>□是</w:t>
+            </w:r>
+          </w:p>
+          <w:p>
+            <w:pPr>
+              <w:rPr>
+                <w:rFonts w:ascii="宋体" w:hAnsi="宋体" w:cs="宋体" w:hint="eastAsia"/>
+                <w:sz w:val="21"/>
+                <w:szCs w:val="21"/>
+              </w:rPr>
+            </w:pPr>
+            <w:r>
+              <w:rPr>
+                <w:rFonts w:ascii="宋体" w:hAnsi="宋体" w:cs="宋体" w:hint="eastAsia"/>
+                <w:sz w:val="21"/>
+                <w:szCs w:val="21"/>
+                <w:lang w:eastAsia="zh-CN"/>
+              </w:rPr>
+              <w:t>□否</w:t>
             </w:r>
           </w:p>
         </w:tc>
@@ -2416,19 +2814,38 @@
           <w:p>
             <w:pPr>
               <w:rPr>
-                <w:rFonts w:ascii="宋体" w:hAnsi="宋体" w:cs="宋体" w:hint="eastAsia"/>
-                <w:sz w:val="21"/>
-                <w:szCs w:val="21"/>
-              </w:rPr>
-            </w:pPr>
-            <w:r>
-              <w:rPr>
-                <w:rFonts w:ascii="宋体" w:hAnsi="宋体" w:cs="宋体" w:hint="eastAsia"/>
-                <w:sz w:val="21"/>
-                <w:szCs w:val="21"/>
-                <w:lang w:eastAsia="zh-CN"/>
-              </w:rPr>
-              <w:t>□是；□否</w:t>
+                <w:rFonts w:ascii="宋体" w:hAnsi="宋体" w:cs="宋体"/>
+                <w:sz w:val="21"/>
+                <w:szCs w:val="21"/>
+                <w:lang w:eastAsia="zh-CN"/>
+              </w:rPr>
+            </w:pPr>
+            <w:r>
+              <w:rPr>
+                <w:rFonts w:ascii="宋体" w:hAnsi="宋体" w:cs="宋体" w:hint="eastAsia"/>
+                <w:sz w:val="21"/>
+                <w:szCs w:val="21"/>
+                <w:lang w:eastAsia="zh-CN"/>
+              </w:rPr>
+              <w:t>□是</w:t>
+            </w:r>
+          </w:p>
+          <w:p>
+            <w:pPr>
+              <w:rPr>
+                <w:rFonts w:ascii="宋体" w:hAnsi="宋体" w:cs="宋体" w:hint="eastAsia"/>
+                <w:sz w:val="21"/>
+                <w:szCs w:val="21"/>
+              </w:rPr>
+            </w:pPr>
+            <w:r>
+              <w:rPr>
+                <w:rFonts w:ascii="宋体" w:hAnsi="宋体" w:cs="宋体" w:hint="eastAsia"/>
+                <w:sz w:val="21"/>
+                <w:szCs w:val="21"/>
+                <w:lang w:eastAsia="zh-CN"/>
+              </w:rPr>
+              <w:t>□否</w:t>
             </w:r>
           </w:p>
         </w:tc>
@@ -2445,19 +2862,38 @@
           <w:p>
             <w:pPr>
               <w:rPr>
-                <w:rFonts w:ascii="宋体" w:hAnsi="宋体" w:cs="宋体" w:hint="eastAsia"/>
-                <w:sz w:val="21"/>
-                <w:szCs w:val="21"/>
-              </w:rPr>
-            </w:pPr>
-            <w:r>
-              <w:rPr>
-                <w:rFonts w:ascii="宋体" w:hAnsi="宋体" w:cs="宋体" w:hint="eastAsia"/>
-                <w:sz w:val="21"/>
-                <w:szCs w:val="21"/>
-                <w:lang w:eastAsia="zh-CN"/>
-              </w:rPr>
-              <w:t>□是；□否</w:t>
+                <w:rFonts w:ascii="宋体" w:hAnsi="宋体" w:cs="宋体"/>
+                <w:sz w:val="21"/>
+                <w:szCs w:val="21"/>
+                <w:lang w:eastAsia="zh-CN"/>
+              </w:rPr>
+            </w:pPr>
+            <w:r>
+              <w:rPr>
+                <w:rFonts w:ascii="宋体" w:hAnsi="宋体" w:cs="宋体" w:hint="eastAsia"/>
+                <w:sz w:val="21"/>
+                <w:szCs w:val="21"/>
+                <w:lang w:eastAsia="zh-CN"/>
+              </w:rPr>
+              <w:t>□是</w:t>
+            </w:r>
+          </w:p>
+          <w:p>
+            <w:pPr>
+              <w:rPr>
+                <w:rFonts w:ascii="宋体" w:hAnsi="宋体" w:cs="宋体" w:hint="eastAsia"/>
+                <w:sz w:val="21"/>
+                <w:szCs w:val="21"/>
+              </w:rPr>
+            </w:pPr>
+            <w:r>
+              <w:rPr>
+                <w:rFonts w:ascii="宋体" w:hAnsi="宋体" w:cs="宋体" w:hint="eastAsia"/>
+                <w:sz w:val="21"/>
+                <w:szCs w:val="21"/>
+                <w:lang w:eastAsia="zh-CN"/>
+              </w:rPr>
+              <w:t>□否</w:t>
             </w:r>
           </w:p>
         </w:tc>
@@ -2474,19 +2910,38 @@
           <w:p>
             <w:pPr>
               <w:rPr>
-                <w:rFonts w:ascii="宋体" w:hAnsi="宋体" w:cs="宋体" w:hint="eastAsia"/>
-                <w:sz w:val="21"/>
-                <w:szCs w:val="21"/>
-              </w:rPr>
-            </w:pPr>
-            <w:r>
-              <w:rPr>
-                <w:rFonts w:ascii="宋体" w:hAnsi="宋体" w:cs="宋体" w:hint="eastAsia"/>
-                <w:sz w:val="21"/>
-                <w:szCs w:val="21"/>
-                <w:lang w:eastAsia="zh-CN"/>
-              </w:rPr>
-              <w:t>□是；□否</w:t>
+                <w:rFonts w:ascii="宋体" w:hAnsi="宋体" w:cs="宋体"/>
+                <w:sz w:val="21"/>
+                <w:szCs w:val="21"/>
+                <w:lang w:eastAsia="zh-CN"/>
+              </w:rPr>
+            </w:pPr>
+            <w:r>
+              <w:rPr>
+                <w:rFonts w:ascii="宋体" w:hAnsi="宋体" w:cs="宋体" w:hint="eastAsia"/>
+                <w:sz w:val="21"/>
+                <w:szCs w:val="21"/>
+                <w:lang w:eastAsia="zh-CN"/>
+              </w:rPr>
+              <w:t>□是</w:t>
+            </w:r>
+          </w:p>
+          <w:p>
+            <w:pPr>
+              <w:rPr>
+                <w:rFonts w:ascii="宋体" w:hAnsi="宋体" w:cs="宋体" w:hint="eastAsia"/>
+                <w:sz w:val="21"/>
+                <w:szCs w:val="21"/>
+              </w:rPr>
+            </w:pPr>
+            <w:r>
+              <w:rPr>
+                <w:rFonts w:ascii="宋体" w:hAnsi="宋体" w:cs="宋体" w:hint="eastAsia"/>
+                <w:sz w:val="21"/>
+                <w:szCs w:val="21"/>
+                <w:lang w:eastAsia="zh-CN"/>
+              </w:rPr>
+              <w:t>□否</w:t>
             </w:r>
           </w:p>
         </w:tc>
@@ -2676,19 +3131,38 @@
           <w:p>
             <w:pPr>
               <w:rPr>
-                <w:rFonts w:ascii="宋体" w:hAnsi="宋体" w:cs="宋体" w:hint="eastAsia"/>
-                <w:sz w:val="21"/>
-                <w:szCs w:val="21"/>
-              </w:rPr>
-            </w:pPr>
-            <w:r>
-              <w:rPr>
-                <w:rFonts w:ascii="宋体" w:hAnsi="宋体" w:cs="宋体" w:hint="eastAsia"/>
-                <w:sz w:val="21"/>
-                <w:szCs w:val="21"/>
-                <w:lang w:eastAsia="zh-CN"/>
-              </w:rPr>
-              <w:t>□是；□否</w:t>
+                <w:rFonts w:ascii="宋体" w:hAnsi="宋体" w:cs="宋体"/>
+                <w:sz w:val="21"/>
+                <w:szCs w:val="21"/>
+                <w:lang w:eastAsia="zh-CN"/>
+              </w:rPr>
+            </w:pPr>
+            <w:r>
+              <w:rPr>
+                <w:rFonts w:ascii="宋体" w:hAnsi="宋体" w:cs="宋体" w:hint="eastAsia"/>
+                <w:sz w:val="21"/>
+                <w:szCs w:val="21"/>
+                <w:lang w:eastAsia="zh-CN"/>
+              </w:rPr>
+              <w:t>□是</w:t>
+            </w:r>
+          </w:p>
+          <w:p>
+            <w:pPr>
+              <w:rPr>
+                <w:rFonts w:ascii="宋体" w:hAnsi="宋体" w:cs="宋体" w:hint="eastAsia"/>
+                <w:sz w:val="21"/>
+                <w:szCs w:val="21"/>
+              </w:rPr>
+            </w:pPr>
+            <w:r>
+              <w:rPr>
+                <w:rFonts w:ascii="宋体" w:hAnsi="宋体" w:cs="宋体" w:hint="eastAsia"/>
+                <w:sz w:val="21"/>
+                <w:szCs w:val="21"/>
+                <w:lang w:eastAsia="zh-CN"/>
+              </w:rPr>
+              <w:t>□否</w:t>
             </w:r>
           </w:p>
         </w:tc>
@@ -2705,19 +3179,38 @@
           <w:p>
             <w:pPr>
               <w:rPr>
-                <w:rFonts w:ascii="宋体" w:hAnsi="宋体" w:cs="宋体" w:hint="eastAsia"/>
-                <w:sz w:val="21"/>
-                <w:szCs w:val="21"/>
-              </w:rPr>
-            </w:pPr>
-            <w:r>
-              <w:rPr>
-                <w:rFonts w:ascii="宋体" w:hAnsi="宋体" w:cs="宋体" w:hint="eastAsia"/>
-                <w:sz w:val="21"/>
-                <w:szCs w:val="21"/>
-                <w:lang w:eastAsia="zh-CN"/>
-              </w:rPr>
-              <w:t>□是；□否</w:t>
+                <w:rFonts w:ascii="宋体" w:hAnsi="宋体" w:cs="宋体"/>
+                <w:sz w:val="21"/>
+                <w:szCs w:val="21"/>
+                <w:lang w:eastAsia="zh-CN"/>
+              </w:rPr>
+            </w:pPr>
+            <w:r>
+              <w:rPr>
+                <w:rFonts w:ascii="宋体" w:hAnsi="宋体" w:cs="宋体" w:hint="eastAsia"/>
+                <w:sz w:val="21"/>
+                <w:szCs w:val="21"/>
+                <w:lang w:eastAsia="zh-CN"/>
+              </w:rPr>
+              <w:t>□是</w:t>
+            </w:r>
+          </w:p>
+          <w:p>
+            <w:pPr>
+              <w:rPr>
+                <w:rFonts w:ascii="宋体" w:hAnsi="宋体" w:cs="宋体" w:hint="eastAsia"/>
+                <w:sz w:val="21"/>
+                <w:szCs w:val="21"/>
+              </w:rPr>
+            </w:pPr>
+            <w:r>
+              <w:rPr>
+                <w:rFonts w:ascii="宋体" w:hAnsi="宋体" w:cs="宋体" w:hint="eastAsia"/>
+                <w:sz w:val="21"/>
+                <w:szCs w:val="21"/>
+                <w:lang w:eastAsia="zh-CN"/>
+              </w:rPr>
+              <w:t>□否</w:t>
             </w:r>
           </w:p>
         </w:tc>
@@ -2734,19 +3227,38 @@
           <w:p>
             <w:pPr>
               <w:rPr>
-                <w:rFonts w:ascii="宋体" w:hAnsi="宋体" w:cs="宋体" w:hint="eastAsia"/>
-                <w:sz w:val="21"/>
-                <w:szCs w:val="21"/>
-              </w:rPr>
-            </w:pPr>
-            <w:r>
-              <w:rPr>
-                <w:rFonts w:ascii="宋体" w:hAnsi="宋体" w:cs="宋体" w:hint="eastAsia"/>
-                <w:sz w:val="21"/>
-                <w:szCs w:val="21"/>
-                <w:lang w:eastAsia="zh-CN"/>
-              </w:rPr>
-              <w:t>□是；□否</w:t>
+                <w:rFonts w:ascii="宋体" w:hAnsi="宋体" w:cs="宋体"/>
+                <w:sz w:val="21"/>
+                <w:szCs w:val="21"/>
+                <w:lang w:eastAsia="zh-CN"/>
+              </w:rPr>
+            </w:pPr>
+            <w:r>
+              <w:rPr>
+                <w:rFonts w:ascii="宋体" w:hAnsi="宋体" w:cs="宋体" w:hint="eastAsia"/>
+                <w:sz w:val="21"/>
+                <w:szCs w:val="21"/>
+                <w:lang w:eastAsia="zh-CN"/>
+              </w:rPr>
+              <w:t>□是</w:t>
+            </w:r>
+          </w:p>
+          <w:p>
+            <w:pPr>
+              <w:rPr>
+                <w:rFonts w:ascii="宋体" w:hAnsi="宋体" w:cs="宋体" w:hint="eastAsia"/>
+                <w:sz w:val="21"/>
+                <w:szCs w:val="21"/>
+              </w:rPr>
+            </w:pPr>
+            <w:r>
+              <w:rPr>
+                <w:rFonts w:ascii="宋体" w:hAnsi="宋体" w:cs="宋体" w:hint="eastAsia"/>
+                <w:sz w:val="21"/>
+                <w:szCs w:val="21"/>
+                <w:lang w:eastAsia="zh-CN"/>
+              </w:rPr>
+              <w:t>□否</w:t>
             </w:r>
           </w:p>
         </w:tc>
@@ -2935,19 +3447,38 @@
           <w:p>
             <w:pPr>
               <w:rPr>
-                <w:rFonts w:ascii="宋体" w:hAnsi="宋体" w:cs="宋体" w:hint="eastAsia"/>
-                <w:sz w:val="21"/>
-                <w:szCs w:val="21"/>
-              </w:rPr>
-            </w:pPr>
-            <w:r>
-              <w:rPr>
-                <w:rFonts w:ascii="宋体" w:hAnsi="宋体" w:cs="宋体" w:hint="eastAsia"/>
-                <w:sz w:val="21"/>
-                <w:szCs w:val="21"/>
-                <w:lang w:eastAsia="zh-CN"/>
-              </w:rPr>
-              <w:t>□是；□否</w:t>
+                <w:rFonts w:ascii="宋体" w:hAnsi="宋体" w:cs="宋体"/>
+                <w:sz w:val="21"/>
+                <w:szCs w:val="21"/>
+                <w:lang w:eastAsia="zh-CN"/>
+              </w:rPr>
+            </w:pPr>
+            <w:r>
+              <w:rPr>
+                <w:rFonts w:ascii="宋体" w:hAnsi="宋体" w:cs="宋体" w:hint="eastAsia"/>
+                <w:sz w:val="21"/>
+                <w:szCs w:val="21"/>
+                <w:lang w:eastAsia="zh-CN"/>
+              </w:rPr>
+              <w:t>□是</w:t>
+            </w:r>
+          </w:p>
+          <w:p>
+            <w:pPr>
+              <w:rPr>
+                <w:rFonts w:ascii="宋体" w:hAnsi="宋体" w:cs="宋体" w:hint="eastAsia"/>
+                <w:sz w:val="21"/>
+                <w:szCs w:val="21"/>
+              </w:rPr>
+            </w:pPr>
+            <w:r>
+              <w:rPr>
+                <w:rFonts w:ascii="宋体" w:hAnsi="宋体" w:cs="宋体" w:hint="eastAsia"/>
+                <w:sz w:val="21"/>
+                <w:szCs w:val="21"/>
+                <w:lang w:eastAsia="zh-CN"/>
+              </w:rPr>
+              <w:t>□否</w:t>
             </w:r>
           </w:p>
         </w:tc>
@@ -2964,19 +3495,38 @@
           <w:p>
             <w:pPr>
               <w:rPr>
-                <w:rFonts w:ascii="宋体" w:hAnsi="宋体" w:cs="宋体" w:hint="eastAsia"/>
-                <w:sz w:val="21"/>
-                <w:szCs w:val="21"/>
-              </w:rPr>
-            </w:pPr>
-            <w:r>
-              <w:rPr>
-                <w:rFonts w:ascii="宋体" w:hAnsi="宋体" w:cs="宋体" w:hint="eastAsia"/>
-                <w:sz w:val="21"/>
-                <w:szCs w:val="21"/>
-                <w:lang w:eastAsia="zh-CN"/>
-              </w:rPr>
-              <w:t>□是；□否</w:t>
+                <w:rFonts w:ascii="宋体" w:hAnsi="宋体" w:cs="宋体"/>
+                <w:sz w:val="21"/>
+                <w:szCs w:val="21"/>
+                <w:lang w:eastAsia="zh-CN"/>
+              </w:rPr>
+            </w:pPr>
+            <w:r>
+              <w:rPr>
+                <w:rFonts w:ascii="宋体" w:hAnsi="宋体" w:cs="宋体" w:hint="eastAsia"/>
+                <w:sz w:val="21"/>
+                <w:szCs w:val="21"/>
+                <w:lang w:eastAsia="zh-CN"/>
+              </w:rPr>
+              <w:t>□是</w:t>
+            </w:r>
+          </w:p>
+          <w:p>
+            <w:pPr>
+              <w:rPr>
+                <w:rFonts w:ascii="宋体" w:hAnsi="宋体" w:cs="宋体" w:hint="eastAsia"/>
+                <w:sz w:val="21"/>
+                <w:szCs w:val="21"/>
+              </w:rPr>
+            </w:pPr>
+            <w:r>
+              <w:rPr>
+                <w:rFonts w:ascii="宋体" w:hAnsi="宋体" w:cs="宋体" w:hint="eastAsia"/>
+                <w:sz w:val="21"/>
+                <w:szCs w:val="21"/>
+                <w:lang w:eastAsia="zh-CN"/>
+              </w:rPr>
+              <w:t>□否</w:t>
             </w:r>
           </w:p>
         </w:tc>
@@ -2993,19 +3543,38 @@
           <w:p>
             <w:pPr>
               <w:rPr>
-                <w:rFonts w:ascii="宋体" w:hAnsi="宋体" w:cs="宋体" w:hint="eastAsia"/>
-                <w:sz w:val="21"/>
-                <w:szCs w:val="21"/>
-              </w:rPr>
-            </w:pPr>
-            <w:r>
-              <w:rPr>
-                <w:rFonts w:ascii="宋体" w:hAnsi="宋体" w:cs="宋体" w:hint="eastAsia"/>
-                <w:sz w:val="21"/>
-                <w:szCs w:val="21"/>
-                <w:lang w:eastAsia="zh-CN"/>
-              </w:rPr>
-              <w:t>□是；□否</w:t>
+                <w:rFonts w:ascii="宋体" w:hAnsi="宋体" w:cs="宋体"/>
+                <w:sz w:val="21"/>
+                <w:szCs w:val="21"/>
+                <w:lang w:eastAsia="zh-CN"/>
+              </w:rPr>
+            </w:pPr>
+            <w:r>
+              <w:rPr>
+                <w:rFonts w:ascii="宋体" w:hAnsi="宋体" w:cs="宋体" w:hint="eastAsia"/>
+                <w:sz w:val="21"/>
+                <w:szCs w:val="21"/>
+                <w:lang w:eastAsia="zh-CN"/>
+              </w:rPr>
+              <w:t>□是</w:t>
+            </w:r>
+          </w:p>
+          <w:p>
+            <w:pPr>
+              <w:rPr>
+                <w:rFonts w:ascii="宋体" w:hAnsi="宋体" w:cs="宋体" w:hint="eastAsia"/>
+                <w:sz w:val="21"/>
+                <w:szCs w:val="21"/>
+              </w:rPr>
+            </w:pPr>
+            <w:r>
+              <w:rPr>
+                <w:rFonts w:ascii="宋体" w:hAnsi="宋体" w:cs="宋体" w:hint="eastAsia"/>
+                <w:sz w:val="21"/>
+                <w:szCs w:val="21"/>
+                <w:lang w:eastAsia="zh-CN"/>
+              </w:rPr>
+              <w:t>□否</w:t>
             </w:r>
           </w:p>
         </w:tc>
@@ -3195,19 +3764,38 @@
           <w:p>
             <w:pPr>
               <w:rPr>
-                <w:rFonts w:ascii="宋体" w:hAnsi="宋体" w:cs="宋体" w:hint="eastAsia"/>
-                <w:sz w:val="21"/>
-                <w:szCs w:val="21"/>
-              </w:rPr>
-            </w:pPr>
-            <w:r>
-              <w:rPr>
-                <w:rFonts w:ascii="宋体" w:hAnsi="宋体" w:cs="宋体" w:hint="eastAsia"/>
-                <w:sz w:val="21"/>
-                <w:szCs w:val="21"/>
-                <w:lang w:eastAsia="zh-CN"/>
-              </w:rPr>
-              <w:t>□是；□否</w:t>
+                <w:rFonts w:ascii="宋体" w:hAnsi="宋体" w:cs="宋体"/>
+                <w:sz w:val="21"/>
+                <w:szCs w:val="21"/>
+                <w:lang w:eastAsia="zh-CN"/>
+              </w:rPr>
+            </w:pPr>
+            <w:r>
+              <w:rPr>
+                <w:rFonts w:ascii="宋体" w:hAnsi="宋体" w:cs="宋体" w:hint="eastAsia"/>
+                <w:sz w:val="21"/>
+                <w:szCs w:val="21"/>
+                <w:lang w:eastAsia="zh-CN"/>
+              </w:rPr>
+              <w:t>□是</w:t>
+            </w:r>
+          </w:p>
+          <w:p>
+            <w:pPr>
+              <w:rPr>
+                <w:rFonts w:ascii="宋体" w:hAnsi="宋体" w:cs="宋体" w:hint="eastAsia"/>
+                <w:sz w:val="21"/>
+                <w:szCs w:val="21"/>
+              </w:rPr>
+            </w:pPr>
+            <w:r>
+              <w:rPr>
+                <w:rFonts w:ascii="宋体" w:hAnsi="宋体" w:cs="宋体" w:hint="eastAsia"/>
+                <w:sz w:val="21"/>
+                <w:szCs w:val="21"/>
+                <w:lang w:eastAsia="zh-CN"/>
+              </w:rPr>
+              <w:t>□否</w:t>
             </w:r>
           </w:p>
         </w:tc>
@@ -3224,19 +3812,38 @@
           <w:p>
             <w:pPr>
               <w:rPr>
-                <w:rFonts w:ascii="宋体" w:hAnsi="宋体" w:cs="宋体" w:hint="eastAsia"/>
-                <w:sz w:val="21"/>
-                <w:szCs w:val="21"/>
-              </w:rPr>
-            </w:pPr>
-            <w:r>
-              <w:rPr>
-                <w:rFonts w:ascii="宋体" w:hAnsi="宋体" w:cs="宋体" w:hint="eastAsia"/>
-                <w:sz w:val="21"/>
-                <w:szCs w:val="21"/>
-                <w:lang w:eastAsia="zh-CN"/>
-              </w:rPr>
-              <w:t>□是；□否</w:t>
+                <w:rFonts w:ascii="宋体" w:hAnsi="宋体" w:cs="宋体"/>
+                <w:sz w:val="21"/>
+                <w:szCs w:val="21"/>
+                <w:lang w:eastAsia="zh-CN"/>
+              </w:rPr>
+            </w:pPr>
+            <w:r>
+              <w:rPr>
+                <w:rFonts w:ascii="宋体" w:hAnsi="宋体" w:cs="宋体" w:hint="eastAsia"/>
+                <w:sz w:val="21"/>
+                <w:szCs w:val="21"/>
+                <w:lang w:eastAsia="zh-CN"/>
+              </w:rPr>
+              <w:t>□是</w:t>
+            </w:r>
+          </w:p>
+          <w:p>
+            <w:pPr>
+              <w:rPr>
+                <w:rFonts w:ascii="宋体" w:hAnsi="宋体" w:cs="宋体" w:hint="eastAsia"/>
+                <w:sz w:val="21"/>
+                <w:szCs w:val="21"/>
+              </w:rPr>
+            </w:pPr>
+            <w:r>
+              <w:rPr>
+                <w:rFonts w:ascii="宋体" w:hAnsi="宋体" w:cs="宋体" w:hint="eastAsia"/>
+                <w:sz w:val="21"/>
+                <w:szCs w:val="21"/>
+                <w:lang w:eastAsia="zh-CN"/>
+              </w:rPr>
+              <w:t>□否</w:t>
             </w:r>
           </w:p>
         </w:tc>
@@ -3253,19 +3860,38 @@
           <w:p>
             <w:pPr>
               <w:rPr>
-                <w:rFonts w:ascii="宋体" w:hAnsi="宋体" w:cs="宋体" w:hint="eastAsia"/>
-                <w:sz w:val="21"/>
-                <w:szCs w:val="21"/>
-              </w:rPr>
-            </w:pPr>
-            <w:r>
-              <w:rPr>
-                <w:rFonts w:ascii="宋体" w:hAnsi="宋体" w:cs="宋体" w:hint="eastAsia"/>
-                <w:sz w:val="21"/>
-                <w:szCs w:val="21"/>
-                <w:lang w:eastAsia="zh-CN"/>
-              </w:rPr>
-              <w:t>□是；□否</w:t>
+                <w:rFonts w:ascii="宋体" w:hAnsi="宋体" w:cs="宋体"/>
+                <w:sz w:val="21"/>
+                <w:szCs w:val="21"/>
+                <w:lang w:eastAsia="zh-CN"/>
+              </w:rPr>
+            </w:pPr>
+            <w:r>
+              <w:rPr>
+                <w:rFonts w:ascii="宋体" w:hAnsi="宋体" w:cs="宋体" w:hint="eastAsia"/>
+                <w:sz w:val="21"/>
+                <w:szCs w:val="21"/>
+                <w:lang w:eastAsia="zh-CN"/>
+              </w:rPr>
+              <w:t>□是</w:t>
+            </w:r>
+          </w:p>
+          <w:p>
+            <w:pPr>
+              <w:rPr>
+                <w:rFonts w:ascii="宋体" w:hAnsi="宋体" w:cs="宋体" w:hint="eastAsia"/>
+                <w:sz w:val="21"/>
+                <w:szCs w:val="21"/>
+              </w:rPr>
+            </w:pPr>
+            <w:r>
+              <w:rPr>
+                <w:rFonts w:ascii="宋体" w:hAnsi="宋体" w:cs="宋体" w:hint="eastAsia"/>
+                <w:sz w:val="21"/>
+                <w:szCs w:val="21"/>
+                <w:lang w:eastAsia="zh-CN"/>
+              </w:rPr>
+              <w:t>□否</w:t>
             </w:r>
           </w:p>
         </w:tc>
@@ -3454,19 +4080,38 @@
           <w:p>
             <w:pPr>
               <w:rPr>
-                <w:rFonts w:ascii="宋体" w:hAnsi="宋体" w:cs="宋体" w:hint="eastAsia"/>
-                <w:sz w:val="21"/>
-                <w:szCs w:val="21"/>
-              </w:rPr>
-            </w:pPr>
-            <w:r>
-              <w:rPr>
-                <w:rFonts w:ascii="宋体" w:hAnsi="宋体" w:cs="宋体" w:hint="eastAsia"/>
-                <w:sz w:val="21"/>
-                <w:szCs w:val="21"/>
-                <w:lang w:eastAsia="zh-CN"/>
-              </w:rPr>
-              <w:t>□是；□否</w:t>
+                <w:rFonts w:ascii="宋体" w:hAnsi="宋体" w:cs="宋体"/>
+                <w:sz w:val="21"/>
+                <w:szCs w:val="21"/>
+                <w:lang w:eastAsia="zh-CN"/>
+              </w:rPr>
+            </w:pPr>
+            <w:r>
+              <w:rPr>
+                <w:rFonts w:ascii="宋体" w:hAnsi="宋体" w:cs="宋体" w:hint="eastAsia"/>
+                <w:sz w:val="21"/>
+                <w:szCs w:val="21"/>
+                <w:lang w:eastAsia="zh-CN"/>
+              </w:rPr>
+              <w:t>□是</w:t>
+            </w:r>
+          </w:p>
+          <w:p>
+            <w:pPr>
+              <w:rPr>
+                <w:rFonts w:ascii="宋体" w:hAnsi="宋体" w:cs="宋体" w:hint="eastAsia"/>
+                <w:sz w:val="21"/>
+                <w:szCs w:val="21"/>
+              </w:rPr>
+            </w:pPr>
+            <w:r>
+              <w:rPr>
+                <w:rFonts w:ascii="宋体" w:hAnsi="宋体" w:cs="宋体" w:hint="eastAsia"/>
+                <w:sz w:val="21"/>
+                <w:szCs w:val="21"/>
+                <w:lang w:eastAsia="zh-CN"/>
+              </w:rPr>
+              <w:t>□否</w:t>
             </w:r>
           </w:p>
         </w:tc>
@@ -3483,19 +4128,38 @@
           <w:p>
             <w:pPr>
               <w:rPr>
-                <w:rFonts w:ascii="宋体" w:hAnsi="宋体" w:cs="宋体" w:hint="eastAsia"/>
-                <w:sz w:val="21"/>
-                <w:szCs w:val="21"/>
-              </w:rPr>
-            </w:pPr>
-            <w:r>
-              <w:rPr>
-                <w:rFonts w:ascii="宋体" w:hAnsi="宋体" w:cs="宋体" w:hint="eastAsia"/>
-                <w:sz w:val="21"/>
-                <w:szCs w:val="21"/>
-                <w:lang w:eastAsia="zh-CN"/>
-              </w:rPr>
-              <w:t>□是；□否</w:t>
+                <w:rFonts w:ascii="宋体" w:hAnsi="宋体" w:cs="宋体"/>
+                <w:sz w:val="21"/>
+                <w:szCs w:val="21"/>
+                <w:lang w:eastAsia="zh-CN"/>
+              </w:rPr>
+            </w:pPr>
+            <w:r>
+              <w:rPr>
+                <w:rFonts w:ascii="宋体" w:hAnsi="宋体" w:cs="宋体" w:hint="eastAsia"/>
+                <w:sz w:val="21"/>
+                <w:szCs w:val="21"/>
+                <w:lang w:eastAsia="zh-CN"/>
+              </w:rPr>
+              <w:t>□是</w:t>
+            </w:r>
+          </w:p>
+          <w:p>
+            <w:pPr>
+              <w:rPr>
+                <w:rFonts w:ascii="宋体" w:hAnsi="宋体" w:cs="宋体" w:hint="eastAsia"/>
+                <w:sz w:val="21"/>
+                <w:szCs w:val="21"/>
+              </w:rPr>
+            </w:pPr>
+            <w:r>
+              <w:rPr>
+                <w:rFonts w:ascii="宋体" w:hAnsi="宋体" w:cs="宋体" w:hint="eastAsia"/>
+                <w:sz w:val="21"/>
+                <w:szCs w:val="21"/>
+                <w:lang w:eastAsia="zh-CN"/>
+              </w:rPr>
+              <w:t>□否</w:t>
             </w:r>
           </w:p>
         </w:tc>
@@ -3512,19 +4176,38 @@
           <w:p>
             <w:pPr>
               <w:rPr>
-                <w:rFonts w:ascii="宋体" w:hAnsi="宋体" w:cs="宋体" w:hint="eastAsia"/>
-                <w:sz w:val="21"/>
-                <w:szCs w:val="21"/>
-              </w:rPr>
-            </w:pPr>
-            <w:r>
-              <w:rPr>
-                <w:rFonts w:ascii="宋体" w:hAnsi="宋体" w:cs="宋体" w:hint="eastAsia"/>
-                <w:sz w:val="21"/>
-                <w:szCs w:val="21"/>
-                <w:lang w:eastAsia="zh-CN"/>
-              </w:rPr>
-              <w:t>□是；□否</w:t>
+                <w:rFonts w:ascii="宋体" w:hAnsi="宋体" w:cs="宋体"/>
+                <w:sz w:val="21"/>
+                <w:szCs w:val="21"/>
+                <w:lang w:eastAsia="zh-CN"/>
+              </w:rPr>
+            </w:pPr>
+            <w:r>
+              <w:rPr>
+                <w:rFonts w:ascii="宋体" w:hAnsi="宋体" w:cs="宋体" w:hint="eastAsia"/>
+                <w:sz w:val="21"/>
+                <w:szCs w:val="21"/>
+                <w:lang w:eastAsia="zh-CN"/>
+              </w:rPr>
+              <w:t>□是</w:t>
+            </w:r>
+          </w:p>
+          <w:p>
+            <w:pPr>
+              <w:rPr>
+                <w:rFonts w:ascii="宋体" w:hAnsi="宋体" w:cs="宋体" w:hint="eastAsia"/>
+                <w:sz w:val="21"/>
+                <w:szCs w:val="21"/>
+              </w:rPr>
+            </w:pPr>
+            <w:r>
+              <w:rPr>
+                <w:rFonts w:ascii="宋体" w:hAnsi="宋体" w:cs="宋体" w:hint="eastAsia"/>
+                <w:sz w:val="21"/>
+                <w:szCs w:val="21"/>
+                <w:lang w:eastAsia="zh-CN"/>
+              </w:rPr>
+              <w:t>□否</w:t>
             </w:r>
           </w:p>
         </w:tc>
@@ -3714,19 +4397,38 @@
           <w:p>
             <w:pPr>
               <w:rPr>
-                <w:rFonts w:ascii="宋体" w:hAnsi="宋体" w:cs="宋体" w:hint="eastAsia"/>
-                <w:sz w:val="21"/>
-                <w:szCs w:val="21"/>
-              </w:rPr>
-            </w:pPr>
-            <w:r>
-              <w:rPr>
-                <w:rFonts w:ascii="宋体" w:hAnsi="宋体" w:cs="宋体" w:hint="eastAsia"/>
-                <w:sz w:val="21"/>
-                <w:szCs w:val="21"/>
-                <w:lang w:eastAsia="zh-CN"/>
-              </w:rPr>
-              <w:t>□是；□否</w:t>
+                <w:rFonts w:ascii="宋体" w:hAnsi="宋体" w:cs="宋体"/>
+                <w:sz w:val="21"/>
+                <w:szCs w:val="21"/>
+                <w:lang w:eastAsia="zh-CN"/>
+              </w:rPr>
+            </w:pPr>
+            <w:r>
+              <w:rPr>
+                <w:rFonts w:ascii="宋体" w:hAnsi="宋体" w:cs="宋体" w:hint="eastAsia"/>
+                <w:sz w:val="21"/>
+                <w:szCs w:val="21"/>
+                <w:lang w:eastAsia="zh-CN"/>
+              </w:rPr>
+              <w:t>□是</w:t>
+            </w:r>
+          </w:p>
+          <w:p>
+            <w:pPr>
+              <w:rPr>
+                <w:rFonts w:ascii="宋体" w:hAnsi="宋体" w:cs="宋体" w:hint="eastAsia"/>
+                <w:sz w:val="21"/>
+                <w:szCs w:val="21"/>
+              </w:rPr>
+            </w:pPr>
+            <w:r>
+              <w:rPr>
+                <w:rFonts w:ascii="宋体" w:hAnsi="宋体" w:cs="宋体" w:hint="eastAsia"/>
+                <w:sz w:val="21"/>
+                <w:szCs w:val="21"/>
+                <w:lang w:eastAsia="zh-CN"/>
+              </w:rPr>
+              <w:t>□否</w:t>
             </w:r>
           </w:p>
         </w:tc>
@@ -3743,19 +4445,38 @@
           <w:p>
             <w:pPr>
               <w:rPr>
-                <w:rFonts w:ascii="宋体" w:hAnsi="宋体" w:cs="宋体" w:hint="eastAsia"/>
-                <w:sz w:val="21"/>
-                <w:szCs w:val="21"/>
-              </w:rPr>
-            </w:pPr>
-            <w:r>
-              <w:rPr>
-                <w:rFonts w:ascii="宋体" w:hAnsi="宋体" w:cs="宋体" w:hint="eastAsia"/>
-                <w:sz w:val="21"/>
-                <w:szCs w:val="21"/>
-                <w:lang w:eastAsia="zh-CN"/>
-              </w:rPr>
-              <w:t>□是；□否</w:t>
+                <w:rFonts w:ascii="宋体" w:hAnsi="宋体" w:cs="宋体"/>
+                <w:sz w:val="21"/>
+                <w:szCs w:val="21"/>
+                <w:lang w:eastAsia="zh-CN"/>
+              </w:rPr>
+            </w:pPr>
+            <w:r>
+              <w:rPr>
+                <w:rFonts w:ascii="宋体" w:hAnsi="宋体" w:cs="宋体" w:hint="eastAsia"/>
+                <w:sz w:val="21"/>
+                <w:szCs w:val="21"/>
+                <w:lang w:eastAsia="zh-CN"/>
+              </w:rPr>
+              <w:t>□是</w:t>
+            </w:r>
+          </w:p>
+          <w:p>
+            <w:pPr>
+              <w:rPr>
+                <w:rFonts w:ascii="宋体" w:hAnsi="宋体" w:cs="宋体" w:hint="eastAsia"/>
+                <w:sz w:val="21"/>
+                <w:szCs w:val="21"/>
+              </w:rPr>
+            </w:pPr>
+            <w:r>
+              <w:rPr>
+                <w:rFonts w:ascii="宋体" w:hAnsi="宋体" w:cs="宋体" w:hint="eastAsia"/>
+                <w:sz w:val="21"/>
+                <w:szCs w:val="21"/>
+                <w:lang w:eastAsia="zh-CN"/>
+              </w:rPr>
+              <w:t>□否</w:t>
             </w:r>
           </w:p>
         </w:tc>
@@ -3772,19 +4493,38 @@
           <w:p>
             <w:pPr>
               <w:rPr>
-                <w:rFonts w:ascii="宋体" w:hAnsi="宋体" w:cs="宋体" w:hint="eastAsia"/>
-                <w:sz w:val="21"/>
-                <w:szCs w:val="21"/>
-              </w:rPr>
-            </w:pPr>
-            <w:r>
-              <w:rPr>
-                <w:rFonts w:ascii="宋体" w:hAnsi="宋体" w:cs="宋体" w:hint="eastAsia"/>
-                <w:sz w:val="21"/>
-                <w:szCs w:val="21"/>
-                <w:lang w:eastAsia="zh-CN"/>
-              </w:rPr>
-              <w:t>□是；□否</w:t>
+                <w:rFonts w:ascii="宋体" w:hAnsi="宋体" w:cs="宋体"/>
+                <w:sz w:val="21"/>
+                <w:szCs w:val="21"/>
+                <w:lang w:eastAsia="zh-CN"/>
+              </w:rPr>
+            </w:pPr>
+            <w:r>
+              <w:rPr>
+                <w:rFonts w:ascii="宋体" w:hAnsi="宋体" w:cs="宋体" w:hint="eastAsia"/>
+                <w:sz w:val="21"/>
+                <w:szCs w:val="21"/>
+                <w:lang w:eastAsia="zh-CN"/>
+              </w:rPr>
+              <w:t>□是</w:t>
+            </w:r>
+          </w:p>
+          <w:p>
+            <w:pPr>
+              <w:rPr>
+                <w:rFonts w:ascii="宋体" w:hAnsi="宋体" w:cs="宋体" w:hint="eastAsia"/>
+                <w:sz w:val="21"/>
+                <w:szCs w:val="21"/>
+              </w:rPr>
+            </w:pPr>
+            <w:r>
+              <w:rPr>
+                <w:rFonts w:ascii="宋体" w:hAnsi="宋体" w:cs="宋体" w:hint="eastAsia"/>
+                <w:sz w:val="21"/>
+                <w:szCs w:val="21"/>
+                <w:lang w:eastAsia="zh-CN"/>
+              </w:rPr>
+              <w:t>□否</w:t>
             </w:r>
           </w:p>
         </w:tc>
@@ -3973,19 +4713,38 @@
           <w:p>
             <w:pPr>
               <w:rPr>
-                <w:rFonts w:ascii="宋体" w:hAnsi="宋体" w:cs="宋体" w:hint="eastAsia"/>
-                <w:sz w:val="21"/>
-                <w:szCs w:val="21"/>
-              </w:rPr>
-            </w:pPr>
-            <w:r>
-              <w:rPr>
-                <w:rFonts w:ascii="宋体" w:hAnsi="宋体" w:cs="宋体" w:hint="eastAsia"/>
-                <w:sz w:val="21"/>
-                <w:szCs w:val="21"/>
-                <w:lang w:eastAsia="zh-CN"/>
-              </w:rPr>
-              <w:t>□是；□否</w:t>
+                <w:rFonts w:ascii="宋体" w:hAnsi="宋体" w:cs="宋体"/>
+                <w:sz w:val="21"/>
+                <w:szCs w:val="21"/>
+                <w:lang w:eastAsia="zh-CN"/>
+              </w:rPr>
+            </w:pPr>
+            <w:r>
+              <w:rPr>
+                <w:rFonts w:ascii="宋体" w:hAnsi="宋体" w:cs="宋体" w:hint="eastAsia"/>
+                <w:sz w:val="21"/>
+                <w:szCs w:val="21"/>
+                <w:lang w:eastAsia="zh-CN"/>
+              </w:rPr>
+              <w:t>□是</w:t>
+            </w:r>
+          </w:p>
+          <w:p>
+            <w:pPr>
+              <w:rPr>
+                <w:rFonts w:ascii="宋体" w:hAnsi="宋体" w:cs="宋体" w:hint="eastAsia"/>
+                <w:sz w:val="21"/>
+                <w:szCs w:val="21"/>
+              </w:rPr>
+            </w:pPr>
+            <w:r>
+              <w:rPr>
+                <w:rFonts w:ascii="宋体" w:hAnsi="宋体" w:cs="宋体" w:hint="eastAsia"/>
+                <w:sz w:val="21"/>
+                <w:szCs w:val="21"/>
+                <w:lang w:eastAsia="zh-CN"/>
+              </w:rPr>
+              <w:t>□否</w:t>
             </w:r>
           </w:p>
         </w:tc>
@@ -4002,19 +4761,38 @@
           <w:p>
             <w:pPr>
               <w:rPr>
-                <w:rFonts w:ascii="宋体" w:hAnsi="宋体" w:cs="宋体" w:hint="eastAsia"/>
-                <w:sz w:val="21"/>
-                <w:szCs w:val="21"/>
-              </w:rPr>
-            </w:pPr>
-            <w:r>
-              <w:rPr>
-                <w:rFonts w:ascii="宋体" w:hAnsi="宋体" w:cs="宋体" w:hint="eastAsia"/>
-                <w:sz w:val="21"/>
-                <w:szCs w:val="21"/>
-                <w:lang w:eastAsia="zh-CN"/>
-              </w:rPr>
-              <w:t>□是；□否</w:t>
+                <w:rFonts w:ascii="宋体" w:hAnsi="宋体" w:cs="宋体"/>
+                <w:sz w:val="21"/>
+                <w:szCs w:val="21"/>
+                <w:lang w:eastAsia="zh-CN"/>
+              </w:rPr>
+            </w:pPr>
+            <w:r>
+              <w:rPr>
+                <w:rFonts w:ascii="宋体" w:hAnsi="宋体" w:cs="宋体" w:hint="eastAsia"/>
+                <w:sz w:val="21"/>
+                <w:szCs w:val="21"/>
+                <w:lang w:eastAsia="zh-CN"/>
+              </w:rPr>
+              <w:t>□是</w:t>
+            </w:r>
+          </w:p>
+          <w:p>
+            <w:pPr>
+              <w:rPr>
+                <w:rFonts w:ascii="宋体" w:hAnsi="宋体" w:cs="宋体" w:hint="eastAsia"/>
+                <w:sz w:val="21"/>
+                <w:szCs w:val="21"/>
+              </w:rPr>
+            </w:pPr>
+            <w:r>
+              <w:rPr>
+                <w:rFonts w:ascii="宋体" w:hAnsi="宋体" w:cs="宋体" w:hint="eastAsia"/>
+                <w:sz w:val="21"/>
+                <w:szCs w:val="21"/>
+                <w:lang w:eastAsia="zh-CN"/>
+              </w:rPr>
+              <w:t>□否</w:t>
             </w:r>
           </w:p>
         </w:tc>
@@ -4031,19 +4809,38 @@
           <w:p>
             <w:pPr>
               <w:rPr>
-                <w:rFonts w:ascii="宋体" w:hAnsi="宋体" w:cs="宋体" w:hint="eastAsia"/>
-                <w:sz w:val="21"/>
-                <w:szCs w:val="21"/>
-              </w:rPr>
-            </w:pPr>
-            <w:r>
-              <w:rPr>
-                <w:rFonts w:ascii="宋体" w:hAnsi="宋体" w:cs="宋体" w:hint="eastAsia"/>
-                <w:sz w:val="21"/>
-                <w:szCs w:val="21"/>
-                <w:lang w:eastAsia="zh-CN"/>
-              </w:rPr>
-              <w:t>□是；□否</w:t>
+                <w:rFonts w:ascii="宋体" w:hAnsi="宋体" w:cs="宋体"/>
+                <w:sz w:val="21"/>
+                <w:szCs w:val="21"/>
+                <w:lang w:eastAsia="zh-CN"/>
+              </w:rPr>
+            </w:pPr>
+            <w:r>
+              <w:rPr>
+                <w:rFonts w:ascii="宋体" w:hAnsi="宋体" w:cs="宋体" w:hint="eastAsia"/>
+                <w:sz w:val="21"/>
+                <w:szCs w:val="21"/>
+                <w:lang w:eastAsia="zh-CN"/>
+              </w:rPr>
+              <w:t>□是</w:t>
+            </w:r>
+          </w:p>
+          <w:p>
+            <w:pPr>
+              <w:rPr>
+                <w:rFonts w:ascii="宋体" w:hAnsi="宋体" w:cs="宋体" w:hint="eastAsia"/>
+                <w:sz w:val="21"/>
+                <w:szCs w:val="21"/>
+              </w:rPr>
+            </w:pPr>
+            <w:r>
+              <w:rPr>
+                <w:rFonts w:ascii="宋体" w:hAnsi="宋体" w:cs="宋体" w:hint="eastAsia"/>
+                <w:sz w:val="21"/>
+                <w:szCs w:val="21"/>
+                <w:lang w:eastAsia="zh-CN"/>
+              </w:rPr>
+              <w:t>□否</w:t>
             </w:r>
           </w:p>
         </w:tc>
@@ -4233,19 +5030,38 @@
           <w:p>
             <w:pPr>
               <w:rPr>
-                <w:rFonts w:ascii="宋体" w:hAnsi="宋体" w:cs="宋体" w:hint="eastAsia"/>
-                <w:sz w:val="21"/>
-                <w:szCs w:val="21"/>
-              </w:rPr>
-            </w:pPr>
-            <w:r>
-              <w:rPr>
-                <w:rFonts w:ascii="宋体" w:hAnsi="宋体" w:cs="宋体" w:hint="eastAsia"/>
-                <w:sz w:val="21"/>
-                <w:szCs w:val="21"/>
-                <w:lang w:eastAsia="zh-CN"/>
-              </w:rPr>
-              <w:t>□是；□否</w:t>
+                <w:rFonts w:ascii="宋体" w:hAnsi="宋体" w:cs="宋体"/>
+                <w:sz w:val="21"/>
+                <w:szCs w:val="21"/>
+                <w:lang w:eastAsia="zh-CN"/>
+              </w:rPr>
+            </w:pPr>
+            <w:r>
+              <w:rPr>
+                <w:rFonts w:ascii="宋体" w:hAnsi="宋体" w:cs="宋体" w:hint="eastAsia"/>
+                <w:sz w:val="21"/>
+                <w:szCs w:val="21"/>
+                <w:lang w:eastAsia="zh-CN"/>
+              </w:rPr>
+              <w:t>□是</w:t>
+            </w:r>
+          </w:p>
+          <w:p>
+            <w:pPr>
+              <w:rPr>
+                <w:rFonts w:ascii="宋体" w:hAnsi="宋体" w:cs="宋体" w:hint="eastAsia"/>
+                <w:sz w:val="21"/>
+                <w:szCs w:val="21"/>
+              </w:rPr>
+            </w:pPr>
+            <w:r>
+              <w:rPr>
+                <w:rFonts w:ascii="宋体" w:hAnsi="宋体" w:cs="宋体" w:hint="eastAsia"/>
+                <w:sz w:val="21"/>
+                <w:szCs w:val="21"/>
+                <w:lang w:eastAsia="zh-CN"/>
+              </w:rPr>
+              <w:t>□否</w:t>
             </w:r>
           </w:p>
         </w:tc>
@@ -4262,19 +5078,38 @@
           <w:p>
             <w:pPr>
               <w:rPr>
-                <w:rFonts w:ascii="宋体" w:hAnsi="宋体" w:cs="宋体" w:hint="eastAsia"/>
-                <w:sz w:val="21"/>
-                <w:szCs w:val="21"/>
-              </w:rPr>
-            </w:pPr>
-            <w:r>
-              <w:rPr>
-                <w:rFonts w:ascii="宋体" w:hAnsi="宋体" w:cs="宋体" w:hint="eastAsia"/>
-                <w:sz w:val="21"/>
-                <w:szCs w:val="21"/>
-                <w:lang w:eastAsia="zh-CN"/>
-              </w:rPr>
-              <w:t>□是；□否</w:t>
+                <w:rFonts w:ascii="宋体" w:hAnsi="宋体" w:cs="宋体"/>
+                <w:sz w:val="21"/>
+                <w:szCs w:val="21"/>
+                <w:lang w:eastAsia="zh-CN"/>
+              </w:rPr>
+            </w:pPr>
+            <w:r>
+              <w:rPr>
+                <w:rFonts w:ascii="宋体" w:hAnsi="宋体" w:cs="宋体" w:hint="eastAsia"/>
+                <w:sz w:val="21"/>
+                <w:szCs w:val="21"/>
+                <w:lang w:eastAsia="zh-CN"/>
+              </w:rPr>
+              <w:t>□是</w:t>
+            </w:r>
+          </w:p>
+          <w:p>
+            <w:pPr>
+              <w:rPr>
+                <w:rFonts w:ascii="宋体" w:hAnsi="宋体" w:cs="宋体" w:hint="eastAsia"/>
+                <w:sz w:val="21"/>
+                <w:szCs w:val="21"/>
+              </w:rPr>
+            </w:pPr>
+            <w:r>
+              <w:rPr>
+                <w:rFonts w:ascii="宋体" w:hAnsi="宋体" w:cs="宋体" w:hint="eastAsia"/>
+                <w:sz w:val="21"/>
+                <w:szCs w:val="21"/>
+                <w:lang w:eastAsia="zh-CN"/>
+              </w:rPr>
+              <w:t>□否</w:t>
             </w:r>
           </w:p>
         </w:tc>
@@ -4291,19 +5126,38 @@
           <w:p>
             <w:pPr>
               <w:rPr>
-                <w:rFonts w:ascii="宋体" w:hAnsi="宋体" w:cs="宋体" w:hint="eastAsia"/>
-                <w:sz w:val="21"/>
-                <w:szCs w:val="21"/>
-              </w:rPr>
-            </w:pPr>
-            <w:r>
-              <w:rPr>
-                <w:rFonts w:ascii="宋体" w:hAnsi="宋体" w:cs="宋体" w:hint="eastAsia"/>
-                <w:sz w:val="21"/>
-                <w:szCs w:val="21"/>
-                <w:lang w:eastAsia="zh-CN"/>
-              </w:rPr>
-              <w:t>□是；□否</w:t>
+                <w:rFonts w:ascii="宋体" w:hAnsi="宋体" w:cs="宋体"/>
+                <w:sz w:val="21"/>
+                <w:szCs w:val="21"/>
+                <w:lang w:eastAsia="zh-CN"/>
+              </w:rPr>
+            </w:pPr>
+            <w:r>
+              <w:rPr>
+                <w:rFonts w:ascii="宋体" w:hAnsi="宋体" w:cs="宋体" w:hint="eastAsia"/>
+                <w:sz w:val="21"/>
+                <w:szCs w:val="21"/>
+                <w:lang w:eastAsia="zh-CN"/>
+              </w:rPr>
+              <w:t>□是</w:t>
+            </w:r>
+          </w:p>
+          <w:p>
+            <w:pPr>
+              <w:rPr>
+                <w:rFonts w:ascii="宋体" w:hAnsi="宋体" w:cs="宋体" w:hint="eastAsia"/>
+                <w:sz w:val="21"/>
+                <w:szCs w:val="21"/>
+              </w:rPr>
+            </w:pPr>
+            <w:r>
+              <w:rPr>
+                <w:rFonts w:ascii="宋体" w:hAnsi="宋体" w:cs="宋体" w:hint="eastAsia"/>
+                <w:sz w:val="21"/>
+                <w:szCs w:val="21"/>
+                <w:lang w:eastAsia="zh-CN"/>
+              </w:rPr>
+              <w:t>□否</w:t>
             </w:r>
           </w:p>
         </w:tc>
@@ -4493,19 +5347,38 @@
           <w:p>
             <w:pPr>
               <w:rPr>
-                <w:rFonts w:ascii="宋体" w:hAnsi="宋体" w:cs="宋体" w:hint="eastAsia"/>
-                <w:sz w:val="21"/>
-                <w:szCs w:val="21"/>
-              </w:rPr>
-            </w:pPr>
-            <w:r>
-              <w:rPr>
-                <w:rFonts w:ascii="宋体" w:hAnsi="宋体" w:cs="宋体" w:hint="eastAsia"/>
-                <w:sz w:val="21"/>
-                <w:szCs w:val="21"/>
-                <w:lang w:eastAsia="zh-CN"/>
-              </w:rPr>
-              <w:t>□是；□否</w:t>
+                <w:rFonts w:ascii="宋体" w:hAnsi="宋体" w:cs="宋体"/>
+                <w:sz w:val="21"/>
+                <w:szCs w:val="21"/>
+                <w:lang w:eastAsia="zh-CN"/>
+              </w:rPr>
+            </w:pPr>
+            <w:r>
+              <w:rPr>
+                <w:rFonts w:ascii="宋体" w:hAnsi="宋体" w:cs="宋体" w:hint="eastAsia"/>
+                <w:sz w:val="21"/>
+                <w:szCs w:val="21"/>
+                <w:lang w:eastAsia="zh-CN"/>
+              </w:rPr>
+              <w:t>□是</w:t>
+            </w:r>
+          </w:p>
+          <w:p>
+            <w:pPr>
+              <w:rPr>
+                <w:rFonts w:ascii="宋体" w:hAnsi="宋体" w:cs="宋体" w:hint="eastAsia"/>
+                <w:sz w:val="21"/>
+                <w:szCs w:val="21"/>
+              </w:rPr>
+            </w:pPr>
+            <w:r>
+              <w:rPr>
+                <w:rFonts w:ascii="宋体" w:hAnsi="宋体" w:cs="宋体" w:hint="eastAsia"/>
+                <w:sz w:val="21"/>
+                <w:szCs w:val="21"/>
+                <w:lang w:eastAsia="zh-CN"/>
+              </w:rPr>
+              <w:t>□否</w:t>
             </w:r>
           </w:p>
         </w:tc>
@@ -4522,19 +5395,38 @@
           <w:p>
             <w:pPr>
               <w:rPr>
-                <w:rFonts w:ascii="宋体" w:hAnsi="宋体" w:cs="宋体" w:hint="eastAsia"/>
-                <w:sz w:val="21"/>
-                <w:szCs w:val="21"/>
-              </w:rPr>
-            </w:pPr>
-            <w:r>
-              <w:rPr>
-                <w:rFonts w:ascii="宋体" w:hAnsi="宋体" w:cs="宋体" w:hint="eastAsia"/>
-                <w:sz w:val="21"/>
-                <w:szCs w:val="21"/>
-                <w:lang w:eastAsia="zh-CN"/>
-              </w:rPr>
-              <w:t>□是；□否</w:t>
+                <w:rFonts w:ascii="宋体" w:hAnsi="宋体" w:cs="宋体"/>
+                <w:sz w:val="21"/>
+                <w:szCs w:val="21"/>
+                <w:lang w:eastAsia="zh-CN"/>
+              </w:rPr>
+            </w:pPr>
+            <w:r>
+              <w:rPr>
+                <w:rFonts w:ascii="宋体" w:hAnsi="宋体" w:cs="宋体" w:hint="eastAsia"/>
+                <w:sz w:val="21"/>
+                <w:szCs w:val="21"/>
+                <w:lang w:eastAsia="zh-CN"/>
+              </w:rPr>
+              <w:t>□是</w:t>
+            </w:r>
+          </w:p>
+          <w:p>
+            <w:pPr>
+              <w:rPr>
+                <w:rFonts w:ascii="宋体" w:hAnsi="宋体" w:cs="宋体" w:hint="eastAsia"/>
+                <w:sz w:val="21"/>
+                <w:szCs w:val="21"/>
+              </w:rPr>
+            </w:pPr>
+            <w:r>
+              <w:rPr>
+                <w:rFonts w:ascii="宋体" w:hAnsi="宋体" w:cs="宋体" w:hint="eastAsia"/>
+                <w:sz w:val="21"/>
+                <w:szCs w:val="21"/>
+                <w:lang w:eastAsia="zh-CN"/>
+              </w:rPr>
+              <w:t>□否</w:t>
             </w:r>
           </w:p>
         </w:tc>
@@ -4551,19 +5443,38 @@
           <w:p>
             <w:pPr>
               <w:rPr>
-                <w:rFonts w:ascii="宋体" w:hAnsi="宋体" w:cs="宋体" w:hint="eastAsia"/>
-                <w:sz w:val="21"/>
-                <w:szCs w:val="21"/>
-              </w:rPr>
-            </w:pPr>
-            <w:r>
-              <w:rPr>
-                <w:rFonts w:ascii="宋体" w:hAnsi="宋体" w:cs="宋体" w:hint="eastAsia"/>
-                <w:sz w:val="21"/>
-                <w:szCs w:val="21"/>
-                <w:lang w:eastAsia="zh-CN"/>
-              </w:rPr>
-              <w:t>□是；□否</w:t>
+                <w:rFonts w:ascii="宋体" w:hAnsi="宋体" w:cs="宋体"/>
+                <w:sz w:val="21"/>
+                <w:szCs w:val="21"/>
+                <w:lang w:eastAsia="zh-CN"/>
+              </w:rPr>
+            </w:pPr>
+            <w:r>
+              <w:rPr>
+                <w:rFonts w:ascii="宋体" w:hAnsi="宋体" w:cs="宋体" w:hint="eastAsia"/>
+                <w:sz w:val="21"/>
+                <w:szCs w:val="21"/>
+                <w:lang w:eastAsia="zh-CN"/>
+              </w:rPr>
+              <w:t>□是</w:t>
+            </w:r>
+          </w:p>
+          <w:p>
+            <w:pPr>
+              <w:rPr>
+                <w:rFonts w:ascii="宋体" w:hAnsi="宋体" w:cs="宋体" w:hint="eastAsia"/>
+                <w:sz w:val="21"/>
+                <w:szCs w:val="21"/>
+              </w:rPr>
+            </w:pPr>
+            <w:r>
+              <w:rPr>
+                <w:rFonts w:ascii="宋体" w:hAnsi="宋体" w:cs="宋体" w:hint="eastAsia"/>
+                <w:sz w:val="21"/>
+                <w:szCs w:val="21"/>
+                <w:lang w:eastAsia="zh-CN"/>
+              </w:rPr>
+              <w:t>□否</w:t>
             </w:r>
           </w:p>
         </w:tc>
@@ -4729,19 +5640,38 @@
           <w:p>
             <w:pPr>
               <w:rPr>
-                <w:rFonts w:ascii="宋体" w:hAnsi="宋体" w:cs="宋体" w:hint="eastAsia"/>
-                <w:sz w:val="21"/>
-                <w:szCs w:val="21"/>
-              </w:rPr>
-            </w:pPr>
-            <w:r>
-              <w:rPr>
-                <w:rFonts w:ascii="宋体" w:hAnsi="宋体" w:cs="宋体" w:hint="eastAsia"/>
-                <w:sz w:val="21"/>
-                <w:szCs w:val="21"/>
-                <w:lang w:eastAsia="zh-CN"/>
-              </w:rPr>
-              <w:t>□是；□否</w:t>
+                <w:rFonts w:ascii="宋体" w:hAnsi="宋体" w:cs="宋体"/>
+                <w:sz w:val="21"/>
+                <w:szCs w:val="21"/>
+                <w:lang w:eastAsia="zh-CN"/>
+              </w:rPr>
+            </w:pPr>
+            <w:r>
+              <w:rPr>
+                <w:rFonts w:ascii="宋体" w:hAnsi="宋体" w:cs="宋体" w:hint="eastAsia"/>
+                <w:sz w:val="21"/>
+                <w:szCs w:val="21"/>
+                <w:lang w:eastAsia="zh-CN"/>
+              </w:rPr>
+              <w:t>□是</w:t>
+            </w:r>
+          </w:p>
+          <w:p>
+            <w:pPr>
+              <w:rPr>
+                <w:rFonts w:ascii="宋体" w:hAnsi="宋体" w:cs="宋体" w:hint="eastAsia"/>
+                <w:sz w:val="21"/>
+                <w:szCs w:val="21"/>
+              </w:rPr>
+            </w:pPr>
+            <w:r>
+              <w:rPr>
+                <w:rFonts w:ascii="宋体" w:hAnsi="宋体" w:cs="宋体" w:hint="eastAsia"/>
+                <w:sz w:val="21"/>
+                <w:szCs w:val="21"/>
+                <w:lang w:eastAsia="zh-CN"/>
+              </w:rPr>
+              <w:t>□否</w:t>
             </w:r>
           </w:p>
         </w:tc>
@@ -4758,19 +5688,38 @@
           <w:p>
             <w:pPr>
               <w:rPr>
-                <w:rFonts w:ascii="宋体" w:hAnsi="宋体" w:cs="宋体" w:hint="eastAsia"/>
-                <w:sz w:val="21"/>
-                <w:szCs w:val="21"/>
-              </w:rPr>
-            </w:pPr>
-            <w:r>
-              <w:rPr>
-                <w:rFonts w:ascii="宋体" w:hAnsi="宋体" w:cs="宋体" w:hint="eastAsia"/>
-                <w:sz w:val="21"/>
-                <w:szCs w:val="21"/>
-                <w:lang w:eastAsia="zh-CN"/>
-              </w:rPr>
-              <w:t>□是；□否</w:t>
+                <w:rFonts w:ascii="宋体" w:hAnsi="宋体" w:cs="宋体"/>
+                <w:sz w:val="21"/>
+                <w:szCs w:val="21"/>
+                <w:lang w:eastAsia="zh-CN"/>
+              </w:rPr>
+            </w:pPr>
+            <w:r>
+              <w:rPr>
+                <w:rFonts w:ascii="宋体" w:hAnsi="宋体" w:cs="宋体" w:hint="eastAsia"/>
+                <w:sz w:val="21"/>
+                <w:szCs w:val="21"/>
+                <w:lang w:eastAsia="zh-CN"/>
+              </w:rPr>
+              <w:t>□是</w:t>
+            </w:r>
+          </w:p>
+          <w:p>
+            <w:pPr>
+              <w:rPr>
+                <w:rFonts w:ascii="宋体" w:hAnsi="宋体" w:cs="宋体" w:hint="eastAsia"/>
+                <w:sz w:val="21"/>
+                <w:szCs w:val="21"/>
+              </w:rPr>
+            </w:pPr>
+            <w:r>
+              <w:rPr>
+                <w:rFonts w:ascii="宋体" w:hAnsi="宋体" w:cs="宋体" w:hint="eastAsia"/>
+                <w:sz w:val="21"/>
+                <w:szCs w:val="21"/>
+                <w:lang w:eastAsia="zh-CN"/>
+              </w:rPr>
+              <w:t>□否</w:t>
             </w:r>
           </w:p>
         </w:tc>
@@ -4787,19 +5736,38 @@
           <w:p>
             <w:pPr>
               <w:rPr>
-                <w:rFonts w:ascii="宋体" w:hAnsi="宋体" w:cs="宋体" w:hint="eastAsia"/>
-                <w:sz w:val="21"/>
-                <w:szCs w:val="21"/>
-              </w:rPr>
-            </w:pPr>
-            <w:r>
-              <w:rPr>
-                <w:rFonts w:ascii="宋体" w:hAnsi="宋体" w:cs="宋体" w:hint="eastAsia"/>
-                <w:sz w:val="21"/>
-                <w:szCs w:val="21"/>
-                <w:lang w:eastAsia="zh-CN"/>
-              </w:rPr>
-              <w:t>□是；□否</w:t>
+                <w:rFonts w:ascii="宋体" w:hAnsi="宋体" w:cs="宋体"/>
+                <w:sz w:val="21"/>
+                <w:szCs w:val="21"/>
+                <w:lang w:eastAsia="zh-CN"/>
+              </w:rPr>
+            </w:pPr>
+            <w:r>
+              <w:rPr>
+                <w:rFonts w:ascii="宋体" w:hAnsi="宋体" w:cs="宋体" w:hint="eastAsia"/>
+                <w:sz w:val="21"/>
+                <w:szCs w:val="21"/>
+                <w:lang w:eastAsia="zh-CN"/>
+              </w:rPr>
+              <w:t>□是</w:t>
+            </w:r>
+          </w:p>
+          <w:p>
+            <w:pPr>
+              <w:rPr>
+                <w:rFonts w:ascii="宋体" w:hAnsi="宋体" w:cs="宋体" w:hint="eastAsia"/>
+                <w:sz w:val="21"/>
+                <w:szCs w:val="21"/>
+              </w:rPr>
+            </w:pPr>
+            <w:r>
+              <w:rPr>
+                <w:rFonts w:ascii="宋体" w:hAnsi="宋体" w:cs="宋体" w:hint="eastAsia"/>
+                <w:sz w:val="21"/>
+                <w:szCs w:val="21"/>
+                <w:lang w:eastAsia="zh-CN"/>
+              </w:rPr>
+              <w:t>□否</w:t>
             </w:r>
           </w:p>
         </w:tc>
@@ -4850,31 +5818,29 @@
     <w:p>
       <w:pPr>
         <w:rPr>
-          <w:rFonts w:ascii="Arial" w:hAnsi="Arial" w:cs="Arial" w:hint="eastAsia"/>
+          <w:rFonts w:ascii="Arial" w:hAnsi="Arial" w:cs="Arial"/>
           <w:b/>
-          <w:lang w:val="en-US" w:eastAsia="zh-CN"/>
+          <w:lang w:eastAsia="zh-CN"/>
         </w:rPr>
       </w:pPr>
     </w:p>
     <w:p>
       <w:pPr>
         <w:rPr>
-          <w:rFonts w:hint="eastAsia"/>
-          <w:lang w:val="en-US" w:eastAsia="zh-CN"/>
+          <w:lang w:eastAsia="zh-CN"/>
         </w:rPr>
       </w:pPr>
     </w:p>
     <w:p>
       <w:pPr>
         <w:rPr>
-          <w:rFonts w:hint="eastAsia"/>
-          <w:lang w:val="en-US" w:eastAsia="zh-CN"/>
+          <w:lang w:eastAsia="zh-CN"/>
         </w:rPr>
       </w:pPr>
       <w:r>
         <w:rPr>
           <w:rFonts w:hint="eastAsia"/>
-          <w:lang w:val="en-US" w:eastAsia="zh-CN"/>
+          <w:lang w:eastAsia="zh-CN"/>
         </w:rPr>
         <w:br w:type="page"/>
       </w:r>
@@ -4913,7 +5879,6 @@
           <w:p>
             <w:pPr>
               <w:rPr>
-                <w:rFonts w:hint="eastAsia"/>
                 <w:sz w:val="21"/>
                 <w:szCs w:val="24"/>
                 <w:lang w:eastAsia="zh-CN"/>
@@ -4945,7 +5910,6 @@
           <w:p>
             <w:pPr>
               <w:rPr>
-                <w:rFonts w:hint="eastAsia"/>
                 <w:sz w:val="21"/>
                 <w:szCs w:val="24"/>
                 <w:lang w:eastAsia="zh-CN"/>
@@ -4976,7 +5940,6 @@
           <w:p>
             <w:pPr>
               <w:rPr>
-                <w:rFonts w:hint="eastAsia"/>
                 <w:sz w:val="21"/>
                 <w:szCs w:val="24"/>
                 <w:lang w:eastAsia="zh-CN"/>
@@ -5011,7 +5974,6 @@
           <w:p>
             <w:pPr>
               <w:rPr>
-                <w:rFonts w:hint="eastAsia"/>
                 <w:sz w:val="21"/>
                 <w:szCs w:val="24"/>
                 <w:lang w:eastAsia="zh-CN"/>
@@ -5050,13 +6012,22 @@
           <w:p>
             <w:pPr>
               <w:rPr>
+                <w:color w:val="000000"/>
+                <w:sz w:val="22"/>
+                <w:szCs w:val="22"/>
+              </w:rPr>
+            </w:pPr>
+            <w:proofErr w:type="spellStart"/>
+            <w:r>
+              <w:rPr>
                 <w:rFonts w:hint="eastAsia"/>
                 <w:color w:val="000000"/>
                 <w:sz w:val="22"/>
                 <w:szCs w:val="22"/>
               </w:rPr>
-            </w:pPr>
-            <w:proofErr w:type="spellStart"/>
+              <w:t>核查方法描述</w:t>
+            </w:r>
+            <w:proofErr w:type="spellEnd"/>
             <w:r>
               <w:rPr>
                 <w:rFonts w:hint="eastAsia"/>
@@ -5064,23 +6035,12 @@
                 <w:sz w:val="22"/>
                 <w:szCs w:val="22"/>
               </w:rPr>
-              <w:t>核查方法描述</w:t>
-            </w:r>
-            <w:proofErr w:type="spellEnd"/>
-            <w:r>
-              <w:rPr>
-                <w:rFonts w:hint="eastAsia"/>
-                <w:color w:val="000000"/>
-                <w:sz w:val="22"/>
-                <w:szCs w:val="22"/>
-              </w:rPr>
               <w:t>：</w:t>
             </w:r>
           </w:p>
           <w:p>
             <w:pPr>
               <w:rPr>
-                <w:rFonts w:hint="eastAsia"/>
                 <w:sz w:val="21"/>
                 <w:szCs w:val="24"/>
                 <w:lang w:eastAsia="zh-CN"/>
@@ -7066,7 +8026,6 @@
           <w:p>
             <w:pPr>
               <w:rPr>
-                <w:rFonts w:hint="eastAsia"/>
                 <w:sz w:val="21"/>
                 <w:szCs w:val="24"/>
                 <w:lang w:eastAsia="zh-CN"/>
@@ -7098,7 +8057,6 @@
             <w:pPr>
               <w:jc w:val="both"/>
               <w:rPr>
-                <w:rFonts w:hint="eastAsia"/>
                 <w:sz w:val="21"/>
                 <w:szCs w:val="24"/>
               </w:rPr>
@@ -7128,8 +8086,7 @@
     <w:p>
       <w:pPr>
         <w:rPr>
-          <w:rFonts w:hint="eastAsia"/>
-          <w:lang w:val="en-US" w:eastAsia="zh-CN"/>
+          <w:lang w:eastAsia="zh-CN"/>
         </w:rPr>
       </w:pPr>
     </w:p>
@@ -7157,7 +8114,7 @@
     <w:p>
       <w:pPr>
         <w:rPr>
-          <w:rFonts w:cs="Arial" w:hint="eastAsia"/>
+          <w:rFonts w:cs="Arial"/>
           <w:snapToGrid w:val="0"/>
           <w:sz w:val="18"/>
           <w:szCs w:val="18"/>
@@ -7278,8 +8235,7 @@
     <w:p>
       <w:pPr>
         <w:rPr>
-          <w:rFonts w:hint="eastAsia"/>
-          <w:lang w:val="en-US" w:eastAsia="zh-CN"/>
+          <w:lang w:eastAsia="zh-CN"/>
         </w:rPr>
       </w:pPr>
     </w:p>
@@ -7934,7 +8890,7 @@
     <w:lsdException w:name="Emphasis" w:qFormat="1"/>
     <w:lsdException w:name="HTML Top of Form" w:semiHidden="1" w:uiPriority="99" w:unhideWhenUsed="1"/>
     <w:lsdException w:name="HTML Bottom of Form" w:semiHidden="1" w:uiPriority="99" w:unhideWhenUsed="1"/>
-    <w:lsdException w:name="Normal Table" w:uiPriority="99" w:unhideWhenUsed="1"/>
+    <w:lsdException w:name="Normal Table" w:semiHidden="1" w:uiPriority="99" w:unhideWhenUsed="1"/>
     <w:lsdException w:name="No List" w:semiHidden="1" w:uiPriority="99" w:unhideWhenUsed="1"/>
     <w:lsdException w:name="Outline List 1" w:semiHidden="1" w:uiPriority="99" w:unhideWhenUsed="1"/>
     <w:lsdException w:name="Outline List 2" w:semiHidden="1" w:uiPriority="99" w:unhideWhenUsed="1"/>
@@ -7981,7 +8937,7 @@
     <w:lsdException w:name="Table Web 1" w:semiHidden="1" w:uiPriority="99" w:unhideWhenUsed="1"/>
     <w:lsdException w:name="Table Web 2" w:semiHidden="1" w:uiPriority="99" w:unhideWhenUsed="1"/>
     <w:lsdException w:name="Table Web 3" w:semiHidden="1" w:uiPriority="99" w:unhideWhenUsed="1"/>
-    <w:lsdException w:name="Table Grid" w:semiHidden="1" w:uiPriority="99" w:unhideWhenUsed="1"/>
+    <w:lsdException w:name="Table Grid" w:uiPriority="99"/>
     <w:lsdException w:name="Table Theme" w:semiHidden="1" w:uiPriority="99" w:unhideWhenUsed="1"/>
     <w:lsdException w:name="Placeholder Text" w:semiHidden="1" w:uiPriority="99" w:unhideWhenUsed="1"/>
     <w:lsdException w:name="No Spacing" w:uiPriority="99" w:qFormat="1"/>
@@ -8207,6 +9163,7 @@
   <w:style w:type="paragraph" w:default="1" w:styleId="a">
     <w:name w:val="Normal"/>
     <w:qFormat/>
+    <w:rsid w:val="00BF52B4"/>
     <w:pPr>
       <w:overflowPunct w:val="0"/>
       <w:autoSpaceDE w:val="0"/>
@@ -8294,13 +9251,17 @@
   </w:style>
   <w:style w:type="character" w:default="1" w:styleId="a0">
     <w:name w:val="Default Paragraph Font"/>
+    <w:uiPriority w:val="1"/>
     <w:semiHidden/>
+    <w:unhideWhenUsed/>
   </w:style>
   <w:style w:type="table" w:default="1" w:styleId="a1">
     <w:name w:val="Normal Table"/>
     <w:uiPriority w:val="99"/>
+    <w:semiHidden/>
     <w:unhideWhenUsed/>
     <w:tblPr>
+      <w:tblInd w:w="0" w:type="dxa"/>
       <w:tblCellMar>
         <w:top w:w="0" w:type="dxa"/>
         <w:left w:w="108" w:type="dxa"/>
@@ -8395,15 +9356,15 @@
   <w:style w:type="paragraph" w:styleId="a6">
     <w:name w:val="Balloon Text"/>
     <w:basedOn w:val="a"/>
-    <w:link w:val="Char"/>
+    <w:link w:val="a7"/>
     <w:rsid w:val="00615DFA"/>
     <w:rPr>
       <w:sz w:val="18"/>
       <w:szCs w:val="18"/>
     </w:rPr>
   </w:style>
-  <w:style w:type="character" w:customStyle="1" w:styleId="Char">
-    <w:name w:val="批注框文本 Char"/>
+  <w:style w:type="character" w:customStyle="1" w:styleId="a7">
+    <w:name w:val="批注框文本 字符"/>
     <w:link w:val="a6"/>
     <w:rsid w:val="00615DFA"/>
     <w:rPr>

--- a/word_templates/RF11-04 标准物质期间核查记录 .docx
+++ b/word_templates/RF11-04 标准物质期间核查记录 .docx
@@ -638,7 +638,7 @@
           <w:p>
             <w:pPr>
               <w:rPr>
-                <w:rFonts w:ascii="宋体" w:hAnsi="宋体" w:cs="宋体"/>
+                <w:rFonts w:ascii="宋体" w:hAnsi="宋体" w:cs="宋体" w:hint="eastAsia"/>
                 <w:sz w:val="21"/>
                 <w:szCs w:val="21"/>
                 <w:lang w:eastAsia="zh-CN"/>
@@ -688,7 +688,7 @@
           <w:p>
             <w:pPr>
               <w:rPr>
-                <w:rFonts w:ascii="宋体" w:hAnsi="宋体" w:cs="宋体"/>
+                <w:rFonts w:ascii="宋体" w:hAnsi="宋体" w:cs="宋体" w:hint="eastAsia"/>
                 <w:sz w:val="21"/>
                 <w:szCs w:val="21"/>
                 <w:lang w:eastAsia="zh-CN"/>
@@ -738,7 +738,7 @@
           <w:p>
             <w:pPr>
               <w:rPr>
-                <w:rFonts w:ascii="宋体" w:hAnsi="宋体" w:cs="宋体"/>
+                <w:rFonts w:ascii="宋体" w:hAnsi="宋体" w:cs="宋体" w:hint="eastAsia"/>
                 <w:sz w:val="21"/>
                 <w:szCs w:val="21"/>
                 <w:lang w:eastAsia="zh-CN"/>
@@ -934,7 +934,7 @@
           <w:p>
             <w:pPr>
               <w:rPr>
-                <w:rFonts w:ascii="宋体" w:hAnsi="宋体" w:cs="宋体"/>
+                <w:rFonts w:ascii="宋体" w:hAnsi="宋体" w:cs="宋体" w:hint="eastAsia"/>
                 <w:sz w:val="21"/>
                 <w:szCs w:val="21"/>
                 <w:lang w:eastAsia="zh-CN"/>
@@ -982,7 +982,7 @@
           <w:p>
             <w:pPr>
               <w:rPr>
-                <w:rFonts w:ascii="宋体" w:hAnsi="宋体" w:cs="宋体"/>
+                <w:rFonts w:ascii="宋体" w:hAnsi="宋体" w:cs="宋体" w:hint="eastAsia"/>
                 <w:sz w:val="21"/>
                 <w:szCs w:val="21"/>
                 <w:lang w:eastAsia="zh-CN"/>
@@ -1030,7 +1030,7 @@
           <w:p>
             <w:pPr>
               <w:rPr>
-                <w:rFonts w:ascii="宋体" w:hAnsi="宋体" w:cs="宋体"/>
+                <w:rFonts w:ascii="宋体" w:hAnsi="宋体" w:cs="宋体" w:hint="eastAsia"/>
                 <w:sz w:val="21"/>
                 <w:szCs w:val="21"/>
                 <w:lang w:eastAsia="zh-CN"/>
@@ -1232,7 +1232,7 @@
           <w:p>
             <w:pPr>
               <w:rPr>
-                <w:rFonts w:ascii="宋体" w:hAnsi="宋体" w:cs="宋体"/>
+                <w:rFonts w:ascii="宋体" w:hAnsi="宋体" w:cs="宋体" w:hint="eastAsia"/>
                 <w:sz w:val="21"/>
                 <w:szCs w:val="21"/>
                 <w:lang w:eastAsia="zh-CN"/>
@@ -1280,7 +1280,7 @@
           <w:p>
             <w:pPr>
               <w:rPr>
-                <w:rFonts w:ascii="宋体" w:hAnsi="宋体" w:cs="宋体"/>
+                <w:rFonts w:ascii="宋体" w:hAnsi="宋体" w:cs="宋体" w:hint="eastAsia"/>
                 <w:sz w:val="21"/>
                 <w:szCs w:val="21"/>
                 <w:lang w:eastAsia="zh-CN"/>
@@ -1328,7 +1328,7 @@
           <w:p>
             <w:pPr>
               <w:rPr>
-                <w:rFonts w:ascii="宋体" w:hAnsi="宋体" w:cs="宋体"/>
+                <w:rFonts w:ascii="宋体" w:hAnsi="宋体" w:cs="宋体" w:hint="eastAsia"/>
                 <w:sz w:val="21"/>
                 <w:szCs w:val="21"/>
                 <w:lang w:eastAsia="zh-CN"/>
@@ -1548,7 +1548,7 @@
           <w:p>
             <w:pPr>
               <w:rPr>
-                <w:rFonts w:ascii="宋体" w:hAnsi="宋体" w:cs="宋体"/>
+                <w:rFonts w:ascii="宋体" w:hAnsi="宋体" w:cs="宋体" w:hint="eastAsia"/>
                 <w:sz w:val="21"/>
                 <w:szCs w:val="21"/>
                 <w:lang w:eastAsia="zh-CN"/>
@@ -1596,7 +1596,7 @@
           <w:p>
             <w:pPr>
               <w:rPr>
-                <w:rFonts w:ascii="宋体" w:hAnsi="宋体" w:cs="宋体"/>
+                <w:rFonts w:ascii="宋体" w:hAnsi="宋体" w:cs="宋体" w:hint="eastAsia"/>
                 <w:sz w:val="21"/>
                 <w:szCs w:val="21"/>
                 <w:lang w:eastAsia="zh-CN"/>
@@ -1644,7 +1644,7 @@
           <w:p>
             <w:pPr>
               <w:rPr>
-                <w:rFonts w:ascii="宋体" w:hAnsi="宋体" w:cs="宋体"/>
+                <w:rFonts w:ascii="宋体" w:hAnsi="宋体" w:cs="宋体" w:hint="eastAsia"/>
                 <w:sz w:val="21"/>
                 <w:szCs w:val="21"/>
                 <w:lang w:eastAsia="zh-CN"/>
@@ -1865,7 +1865,7 @@
           <w:p>
             <w:pPr>
               <w:rPr>
-                <w:rFonts w:ascii="宋体" w:hAnsi="宋体" w:cs="宋体"/>
+                <w:rFonts w:ascii="宋体" w:hAnsi="宋体" w:cs="宋体" w:hint="eastAsia"/>
                 <w:sz w:val="21"/>
                 <w:szCs w:val="21"/>
                 <w:lang w:eastAsia="zh-CN"/>
@@ -1913,7 +1913,7 @@
           <w:p>
             <w:pPr>
               <w:rPr>
-                <w:rFonts w:ascii="宋体" w:hAnsi="宋体" w:cs="宋体"/>
+                <w:rFonts w:ascii="宋体" w:hAnsi="宋体" w:cs="宋体" w:hint="eastAsia"/>
                 <w:sz w:val="21"/>
                 <w:szCs w:val="21"/>
                 <w:lang w:eastAsia="zh-CN"/>
@@ -1961,7 +1961,7 @@
           <w:p>
             <w:pPr>
               <w:rPr>
-                <w:rFonts w:ascii="宋体" w:hAnsi="宋体" w:cs="宋体"/>
+                <w:rFonts w:ascii="宋体" w:hAnsi="宋体" w:cs="宋体" w:hint="eastAsia"/>
                 <w:sz w:val="21"/>
                 <w:szCs w:val="21"/>
                 <w:lang w:eastAsia="zh-CN"/>
@@ -2181,7 +2181,7 @@
           <w:p>
             <w:pPr>
               <w:rPr>
-                <w:rFonts w:ascii="宋体" w:hAnsi="宋体" w:cs="宋体"/>
+                <w:rFonts w:ascii="宋体" w:hAnsi="宋体" w:cs="宋体" w:hint="eastAsia"/>
                 <w:sz w:val="21"/>
                 <w:szCs w:val="21"/>
                 <w:lang w:eastAsia="zh-CN"/>
@@ -2229,7 +2229,7 @@
           <w:p>
             <w:pPr>
               <w:rPr>
-                <w:rFonts w:ascii="宋体" w:hAnsi="宋体" w:cs="宋体"/>
+                <w:rFonts w:ascii="宋体" w:hAnsi="宋体" w:cs="宋体" w:hint="eastAsia"/>
                 <w:sz w:val="21"/>
                 <w:szCs w:val="21"/>
                 <w:lang w:eastAsia="zh-CN"/>
@@ -2277,7 +2277,7 @@
           <w:p>
             <w:pPr>
               <w:rPr>
-                <w:rFonts w:ascii="宋体" w:hAnsi="宋体" w:cs="宋体"/>
+                <w:rFonts w:ascii="宋体" w:hAnsi="宋体" w:cs="宋体" w:hint="eastAsia"/>
                 <w:sz w:val="21"/>
                 <w:szCs w:val="21"/>
                 <w:lang w:eastAsia="zh-CN"/>
@@ -2498,7 +2498,7 @@
           <w:p>
             <w:pPr>
               <w:rPr>
-                <w:rFonts w:ascii="宋体" w:hAnsi="宋体" w:cs="宋体"/>
+                <w:rFonts w:ascii="宋体" w:hAnsi="宋体" w:cs="宋体" w:hint="eastAsia"/>
                 <w:sz w:val="21"/>
                 <w:szCs w:val="21"/>
                 <w:lang w:eastAsia="zh-CN"/>
@@ -2546,7 +2546,7 @@
           <w:p>
             <w:pPr>
               <w:rPr>
-                <w:rFonts w:ascii="宋体" w:hAnsi="宋体" w:cs="宋体"/>
+                <w:rFonts w:ascii="宋体" w:hAnsi="宋体" w:cs="宋体" w:hint="eastAsia"/>
                 <w:sz w:val="21"/>
                 <w:szCs w:val="21"/>
                 <w:lang w:eastAsia="zh-CN"/>
@@ -2594,7 +2594,7 @@
           <w:p>
             <w:pPr>
               <w:rPr>
-                <w:rFonts w:ascii="宋体" w:hAnsi="宋体" w:cs="宋体"/>
+                <w:rFonts w:ascii="宋体" w:hAnsi="宋体" w:cs="宋体" w:hint="eastAsia"/>
                 <w:sz w:val="21"/>
                 <w:szCs w:val="21"/>
                 <w:lang w:eastAsia="zh-CN"/>
@@ -2814,7 +2814,7 @@
           <w:p>
             <w:pPr>
               <w:rPr>
-                <w:rFonts w:ascii="宋体" w:hAnsi="宋体" w:cs="宋体"/>
+                <w:rFonts w:ascii="宋体" w:hAnsi="宋体" w:cs="宋体" w:hint="eastAsia"/>
                 <w:sz w:val="21"/>
                 <w:szCs w:val="21"/>
                 <w:lang w:eastAsia="zh-CN"/>
@@ -2862,7 +2862,7 @@
           <w:p>
             <w:pPr>
               <w:rPr>
-                <w:rFonts w:ascii="宋体" w:hAnsi="宋体" w:cs="宋体"/>
+                <w:rFonts w:ascii="宋体" w:hAnsi="宋体" w:cs="宋体" w:hint="eastAsia"/>
                 <w:sz w:val="21"/>
                 <w:szCs w:val="21"/>
                 <w:lang w:eastAsia="zh-CN"/>
@@ -2910,7 +2910,7 @@
           <w:p>
             <w:pPr>
               <w:rPr>
-                <w:rFonts w:ascii="宋体" w:hAnsi="宋体" w:cs="宋体"/>
+                <w:rFonts w:ascii="宋体" w:hAnsi="宋体" w:cs="宋体" w:hint="eastAsia"/>
                 <w:sz w:val="21"/>
                 <w:szCs w:val="21"/>
                 <w:lang w:eastAsia="zh-CN"/>
@@ -3131,7 +3131,7 @@
           <w:p>
             <w:pPr>
               <w:rPr>
-                <w:rFonts w:ascii="宋体" w:hAnsi="宋体" w:cs="宋体"/>
+                <w:rFonts w:ascii="宋体" w:hAnsi="宋体" w:cs="宋体" w:hint="eastAsia"/>
                 <w:sz w:val="21"/>
                 <w:szCs w:val="21"/>
                 <w:lang w:eastAsia="zh-CN"/>
@@ -3179,7 +3179,7 @@
           <w:p>
             <w:pPr>
               <w:rPr>
-                <w:rFonts w:ascii="宋体" w:hAnsi="宋体" w:cs="宋体"/>
+                <w:rFonts w:ascii="宋体" w:hAnsi="宋体" w:cs="宋体" w:hint="eastAsia"/>
                 <w:sz w:val="21"/>
                 <w:szCs w:val="21"/>
                 <w:lang w:eastAsia="zh-CN"/>
@@ -3227,7 +3227,7 @@
           <w:p>
             <w:pPr>
               <w:rPr>
-                <w:rFonts w:ascii="宋体" w:hAnsi="宋体" w:cs="宋体"/>
+                <w:rFonts w:ascii="宋体" w:hAnsi="宋体" w:cs="宋体" w:hint="eastAsia"/>
                 <w:sz w:val="21"/>
                 <w:szCs w:val="21"/>
                 <w:lang w:eastAsia="zh-CN"/>
@@ -3447,7 +3447,7 @@
           <w:p>
             <w:pPr>
               <w:rPr>
-                <w:rFonts w:ascii="宋体" w:hAnsi="宋体" w:cs="宋体"/>
+                <w:rFonts w:ascii="宋体" w:hAnsi="宋体" w:cs="宋体" w:hint="eastAsia"/>
                 <w:sz w:val="21"/>
                 <w:szCs w:val="21"/>
                 <w:lang w:eastAsia="zh-CN"/>
@@ -3495,7 +3495,7 @@
           <w:p>
             <w:pPr>
               <w:rPr>
-                <w:rFonts w:ascii="宋体" w:hAnsi="宋体" w:cs="宋体"/>
+                <w:rFonts w:ascii="宋体" w:hAnsi="宋体" w:cs="宋体" w:hint="eastAsia"/>
                 <w:sz w:val="21"/>
                 <w:szCs w:val="21"/>
                 <w:lang w:eastAsia="zh-CN"/>
@@ -3543,7 +3543,7 @@
           <w:p>
             <w:pPr>
               <w:rPr>
-                <w:rFonts w:ascii="宋体" w:hAnsi="宋体" w:cs="宋体"/>
+                <w:rFonts w:ascii="宋体" w:hAnsi="宋体" w:cs="宋体" w:hint="eastAsia"/>
                 <w:sz w:val="21"/>
                 <w:szCs w:val="21"/>
                 <w:lang w:eastAsia="zh-CN"/>
@@ -3764,7 +3764,7 @@
           <w:p>
             <w:pPr>
               <w:rPr>
-                <w:rFonts w:ascii="宋体" w:hAnsi="宋体" w:cs="宋体"/>
+                <w:rFonts w:ascii="宋体" w:hAnsi="宋体" w:cs="宋体" w:hint="eastAsia"/>
                 <w:sz w:val="21"/>
                 <w:szCs w:val="21"/>
                 <w:lang w:eastAsia="zh-CN"/>
@@ -3812,7 +3812,7 @@
           <w:p>
             <w:pPr>
               <w:rPr>
-                <w:rFonts w:ascii="宋体" w:hAnsi="宋体" w:cs="宋体"/>
+                <w:rFonts w:ascii="宋体" w:hAnsi="宋体" w:cs="宋体" w:hint="eastAsia"/>
                 <w:sz w:val="21"/>
                 <w:szCs w:val="21"/>
                 <w:lang w:eastAsia="zh-CN"/>
@@ -3860,7 +3860,7 @@
           <w:p>
             <w:pPr>
               <w:rPr>
-                <w:rFonts w:ascii="宋体" w:hAnsi="宋体" w:cs="宋体"/>
+                <w:rFonts w:ascii="宋体" w:hAnsi="宋体" w:cs="宋体" w:hint="eastAsia"/>
                 <w:sz w:val="21"/>
                 <w:szCs w:val="21"/>
                 <w:lang w:eastAsia="zh-CN"/>
@@ -4080,7 +4080,7 @@
           <w:p>
             <w:pPr>
               <w:rPr>
-                <w:rFonts w:ascii="宋体" w:hAnsi="宋体" w:cs="宋体"/>
+                <w:rFonts w:ascii="宋体" w:hAnsi="宋体" w:cs="宋体" w:hint="eastAsia"/>
                 <w:sz w:val="21"/>
                 <w:szCs w:val="21"/>
                 <w:lang w:eastAsia="zh-CN"/>
@@ -4128,7 +4128,7 @@
           <w:p>
             <w:pPr>
               <w:rPr>
-                <w:rFonts w:ascii="宋体" w:hAnsi="宋体" w:cs="宋体"/>
+                <w:rFonts w:ascii="宋体" w:hAnsi="宋体" w:cs="宋体" w:hint="eastAsia"/>
                 <w:sz w:val="21"/>
                 <w:szCs w:val="21"/>
                 <w:lang w:eastAsia="zh-CN"/>
@@ -4176,7 +4176,7 @@
           <w:p>
             <w:pPr>
               <w:rPr>
-                <w:rFonts w:ascii="宋体" w:hAnsi="宋体" w:cs="宋体"/>
+                <w:rFonts w:ascii="宋体" w:hAnsi="宋体" w:cs="宋体" w:hint="eastAsia"/>
                 <w:sz w:val="21"/>
                 <w:szCs w:val="21"/>
                 <w:lang w:eastAsia="zh-CN"/>
@@ -4397,7 +4397,7 @@
           <w:p>
             <w:pPr>
               <w:rPr>
-                <w:rFonts w:ascii="宋体" w:hAnsi="宋体" w:cs="宋体"/>
+                <w:rFonts w:ascii="宋体" w:hAnsi="宋体" w:cs="宋体" w:hint="eastAsia"/>
                 <w:sz w:val="21"/>
                 <w:szCs w:val="21"/>
                 <w:lang w:eastAsia="zh-CN"/>
@@ -4445,7 +4445,7 @@
           <w:p>
             <w:pPr>
               <w:rPr>
-                <w:rFonts w:ascii="宋体" w:hAnsi="宋体" w:cs="宋体"/>
+                <w:rFonts w:ascii="宋体" w:hAnsi="宋体" w:cs="宋体" w:hint="eastAsia"/>
                 <w:sz w:val="21"/>
                 <w:szCs w:val="21"/>
                 <w:lang w:eastAsia="zh-CN"/>
@@ -4493,7 +4493,7 @@
           <w:p>
             <w:pPr>
               <w:rPr>
-                <w:rFonts w:ascii="宋体" w:hAnsi="宋体" w:cs="宋体"/>
+                <w:rFonts w:ascii="宋体" w:hAnsi="宋体" w:cs="宋体" w:hint="eastAsia"/>
                 <w:sz w:val="21"/>
                 <w:szCs w:val="21"/>
                 <w:lang w:eastAsia="zh-CN"/>
@@ -4713,7 +4713,7 @@
           <w:p>
             <w:pPr>
               <w:rPr>
-                <w:rFonts w:ascii="宋体" w:hAnsi="宋体" w:cs="宋体"/>
+                <w:rFonts w:ascii="宋体" w:hAnsi="宋体" w:cs="宋体" w:hint="eastAsia"/>
                 <w:sz w:val="21"/>
                 <w:szCs w:val="21"/>
                 <w:lang w:eastAsia="zh-CN"/>
@@ -4761,7 +4761,7 @@
           <w:p>
             <w:pPr>
               <w:rPr>
-                <w:rFonts w:ascii="宋体" w:hAnsi="宋体" w:cs="宋体"/>
+                <w:rFonts w:ascii="宋体" w:hAnsi="宋体" w:cs="宋体" w:hint="eastAsia"/>
                 <w:sz w:val="21"/>
                 <w:szCs w:val="21"/>
                 <w:lang w:eastAsia="zh-CN"/>
@@ -4809,7 +4809,7 @@
           <w:p>
             <w:pPr>
               <w:rPr>
-                <w:rFonts w:ascii="宋体" w:hAnsi="宋体" w:cs="宋体"/>
+                <w:rFonts w:ascii="宋体" w:hAnsi="宋体" w:cs="宋体" w:hint="eastAsia"/>
                 <w:sz w:val="21"/>
                 <w:szCs w:val="21"/>
                 <w:lang w:eastAsia="zh-CN"/>
@@ -5030,7 +5030,7 @@
           <w:p>
             <w:pPr>
               <w:rPr>
-                <w:rFonts w:ascii="宋体" w:hAnsi="宋体" w:cs="宋体"/>
+                <w:rFonts w:ascii="宋体" w:hAnsi="宋体" w:cs="宋体" w:hint="eastAsia"/>
                 <w:sz w:val="21"/>
                 <w:szCs w:val="21"/>
                 <w:lang w:eastAsia="zh-CN"/>
@@ -5078,7 +5078,7 @@
           <w:p>
             <w:pPr>
               <w:rPr>
-                <w:rFonts w:ascii="宋体" w:hAnsi="宋体" w:cs="宋体"/>
+                <w:rFonts w:ascii="宋体" w:hAnsi="宋体" w:cs="宋体" w:hint="eastAsia"/>
                 <w:sz w:val="21"/>
                 <w:szCs w:val="21"/>
                 <w:lang w:eastAsia="zh-CN"/>
@@ -5126,7 +5126,7 @@
           <w:p>
             <w:pPr>
               <w:rPr>
-                <w:rFonts w:ascii="宋体" w:hAnsi="宋体" w:cs="宋体"/>
+                <w:rFonts w:ascii="宋体" w:hAnsi="宋体" w:cs="宋体" w:hint="eastAsia"/>
                 <w:sz w:val="21"/>
                 <w:szCs w:val="21"/>
                 <w:lang w:eastAsia="zh-CN"/>
@@ -5347,7 +5347,7 @@
           <w:p>
             <w:pPr>
               <w:rPr>
-                <w:rFonts w:ascii="宋体" w:hAnsi="宋体" w:cs="宋体"/>
+                <w:rFonts w:ascii="宋体" w:hAnsi="宋体" w:cs="宋体" w:hint="eastAsia"/>
                 <w:sz w:val="21"/>
                 <w:szCs w:val="21"/>
                 <w:lang w:eastAsia="zh-CN"/>
@@ -5395,7 +5395,7 @@
           <w:p>
             <w:pPr>
               <w:rPr>
-                <w:rFonts w:ascii="宋体" w:hAnsi="宋体" w:cs="宋体"/>
+                <w:rFonts w:ascii="宋体" w:hAnsi="宋体" w:cs="宋体" w:hint="eastAsia"/>
                 <w:sz w:val="21"/>
                 <w:szCs w:val="21"/>
                 <w:lang w:eastAsia="zh-CN"/>
@@ -5443,7 +5443,7 @@
           <w:p>
             <w:pPr>
               <w:rPr>
-                <w:rFonts w:ascii="宋体" w:hAnsi="宋体" w:cs="宋体"/>
+                <w:rFonts w:ascii="宋体" w:hAnsi="宋体" w:cs="宋体" w:hint="eastAsia"/>
                 <w:sz w:val="21"/>
                 <w:szCs w:val="21"/>
                 <w:lang w:eastAsia="zh-CN"/>
@@ -5640,7 +5640,7 @@
           <w:p>
             <w:pPr>
               <w:rPr>
-                <w:rFonts w:ascii="宋体" w:hAnsi="宋体" w:cs="宋体"/>
+                <w:rFonts w:ascii="宋体" w:hAnsi="宋体" w:cs="宋体" w:hint="eastAsia"/>
                 <w:sz w:val="21"/>
                 <w:szCs w:val="21"/>
                 <w:lang w:eastAsia="zh-CN"/>
@@ -5688,7 +5688,7 @@
           <w:p>
             <w:pPr>
               <w:rPr>
-                <w:rFonts w:ascii="宋体" w:hAnsi="宋体" w:cs="宋体"/>
+                <w:rFonts w:ascii="宋体" w:hAnsi="宋体" w:cs="宋体" w:hint="eastAsia"/>
                 <w:sz w:val="21"/>
                 <w:szCs w:val="21"/>
                 <w:lang w:eastAsia="zh-CN"/>
@@ -5736,7 +5736,7 @@
           <w:p>
             <w:pPr>
               <w:rPr>
-                <w:rFonts w:ascii="宋体" w:hAnsi="宋体" w:cs="宋体"/>
+                <w:rFonts w:ascii="宋体" w:hAnsi="宋体" w:cs="宋体" w:hint="eastAsia"/>
                 <w:sz w:val="21"/>
                 <w:szCs w:val="21"/>
                 <w:lang w:eastAsia="zh-CN"/>
@@ -5847,7 +5847,7 @@
     </w:p>
     <w:tbl>
       <w:tblPr>
-        <w:tblW w:w="0" w:type="auto"/>
+        <w:tblW w:w="10109" w:type="dxa"/>
         <w:tblInd w:w="108" w:type="dxa"/>
         <w:tblBorders>
           <w:top w:val="single" w:sz="4" w:space="0" w:color="auto"/>
@@ -5861,18 +5861,18 @@
         <w:tblLook w:val="0000" w:firstRow="0" w:lastRow="0" w:firstColumn="0" w:lastColumn="0" w:noHBand="0" w:noVBand="0"/>
       </w:tblPr>
       <w:tblGrid>
-        <w:gridCol w:w="2343"/>
-        <w:gridCol w:w="2905"/>
-        <w:gridCol w:w="2549"/>
-        <w:gridCol w:w="2276"/>
+        <w:gridCol w:w="2351"/>
+        <w:gridCol w:w="2916"/>
+        <w:gridCol w:w="2558"/>
+        <w:gridCol w:w="2284"/>
       </w:tblGrid>
       <w:tr>
         <w:trPr>
-          <w:trHeight w:val="456"/>
+          <w:trHeight w:val="469"/>
         </w:trPr>
         <w:tc>
           <w:tcPr>
-            <w:tcW w:w="10073" w:type="dxa"/>
+            <w:tcW w:w="10109" w:type="dxa"/>
             <w:gridSpan w:val="4"/>
             <w:vAlign w:val="center"/>
           </w:tcPr>
@@ -5899,11 +5899,11 @@
       </w:tr>
       <w:tr>
         <w:trPr>
-          <w:trHeight w:val="461"/>
+          <w:trHeight w:val="474"/>
         </w:trPr>
         <w:tc>
           <w:tcPr>
-            <w:tcW w:w="10073" w:type="dxa"/>
+            <w:tcW w:w="10109" w:type="dxa"/>
             <w:gridSpan w:val="4"/>
             <w:vAlign w:val="center"/>
           </w:tcPr>
@@ -5929,11 +5929,11 @@
       </w:tr>
       <w:tr>
         <w:trPr>
-          <w:trHeight w:val="461"/>
+          <w:trHeight w:val="474"/>
         </w:trPr>
         <w:tc>
           <w:tcPr>
-            <w:tcW w:w="5248" w:type="dxa"/>
+            <w:tcW w:w="5267" w:type="dxa"/>
             <w:gridSpan w:val="2"/>
             <w:vAlign w:val="center"/>
           </w:tcPr>
@@ -5967,7 +5967,7 @@
         </w:tc>
         <w:tc>
           <w:tcPr>
-            <w:tcW w:w="4825" w:type="dxa"/>
+            <w:tcW w:w="4842" w:type="dxa"/>
             <w:gridSpan w:val="2"/>
             <w:vAlign w:val="center"/>
           </w:tcPr>
@@ -6002,11 +6002,11 @@
       </w:tr>
       <w:tr>
         <w:trPr>
-          <w:trHeight w:val="623"/>
+          <w:trHeight w:val="641"/>
         </w:trPr>
         <w:tc>
           <w:tcPr>
-            <w:tcW w:w="10073" w:type="dxa"/>
+            <w:tcW w:w="10109" w:type="dxa"/>
             <w:gridSpan w:val="4"/>
           </w:tcPr>
           <w:p>
@@ -6067,11 +6067,11 @@
           </w:tblCellMar>
         </w:tblPrEx>
         <w:trPr>
-          <w:trHeight w:val="420"/>
+          <w:trHeight w:val="432"/>
         </w:trPr>
         <w:tc>
           <w:tcPr>
-            <w:tcW w:w="2343" w:type="dxa"/>
+            <w:tcW w:w="2351" w:type="dxa"/>
             <w:tcBorders>
               <w:top w:val="single" w:sz="4" w:space="0" w:color="000000"/>
               <w:left w:val="single" w:sz="4" w:space="0" w:color="000000"/>
@@ -6105,7 +6105,7 @@
         </w:tc>
         <w:tc>
           <w:tcPr>
-            <w:tcW w:w="2905" w:type="dxa"/>
+            <w:tcW w:w="2915" w:type="dxa"/>
             <w:tcBorders>
               <w:top w:val="single" w:sz="4" w:space="0" w:color="000000"/>
               <w:left w:val="single" w:sz="4" w:space="0" w:color="000000"/>
@@ -6146,7 +6146,7 @@
         </w:tc>
         <w:tc>
           <w:tcPr>
-            <w:tcW w:w="2549" w:type="dxa"/>
+            <w:tcW w:w="2558" w:type="dxa"/>
             <w:tcBorders>
               <w:top w:val="single" w:sz="4" w:space="0" w:color="000000"/>
               <w:left w:val="single" w:sz="4" w:space="0" w:color="000000"/>
@@ -6180,7 +6180,7 @@
         </w:tc>
         <w:tc>
           <w:tcPr>
-            <w:tcW w:w="2276" w:type="dxa"/>
+            <w:tcW w:w="2284" w:type="dxa"/>
             <w:tcBorders>
               <w:top w:val="single" w:sz="4" w:space="0" w:color="000000"/>
               <w:left w:val="single" w:sz="4" w:space="0" w:color="000000"/>
@@ -6231,11 +6231,11 @@
           </w:tblCellMar>
         </w:tblPrEx>
         <w:trPr>
-          <w:trHeight w:val="420"/>
+          <w:trHeight w:val="432"/>
         </w:trPr>
         <w:tc>
           <w:tcPr>
-            <w:tcW w:w="2343" w:type="dxa"/>
+            <w:tcW w:w="2351" w:type="dxa"/>
             <w:tcBorders>
               <w:top w:val="single" w:sz="4" w:space="0" w:color="000000"/>
               <w:left w:val="single" w:sz="4" w:space="0" w:color="000000"/>
@@ -6260,7 +6260,7 @@
         </w:tc>
         <w:tc>
           <w:tcPr>
-            <w:tcW w:w="2905" w:type="dxa"/>
+            <w:tcW w:w="2915" w:type="dxa"/>
             <w:tcBorders>
               <w:top w:val="single" w:sz="4" w:space="0" w:color="000000"/>
               <w:left w:val="single" w:sz="4" w:space="0" w:color="000000"/>
@@ -6282,7 +6282,7 @@
         </w:tc>
         <w:tc>
           <w:tcPr>
-            <w:tcW w:w="2549" w:type="dxa"/>
+            <w:tcW w:w="2558" w:type="dxa"/>
             <w:tcBorders>
               <w:top w:val="single" w:sz="4" w:space="0" w:color="000000"/>
               <w:left w:val="single" w:sz="4" w:space="0" w:color="000000"/>
@@ -6304,7 +6304,7 @@
         </w:tc>
         <w:tc>
           <w:tcPr>
-            <w:tcW w:w="2276" w:type="dxa"/>
+            <w:tcW w:w="2284" w:type="dxa"/>
             <w:tcBorders>
               <w:top w:val="single" w:sz="4" w:space="0" w:color="000000"/>
               <w:left w:val="single" w:sz="4" w:space="0" w:color="000000"/>
@@ -6343,11 +6343,11 @@
           </w:tblCellMar>
         </w:tblPrEx>
         <w:trPr>
-          <w:trHeight w:val="420"/>
+          <w:trHeight w:val="432"/>
         </w:trPr>
         <w:tc>
           <w:tcPr>
-            <w:tcW w:w="2343" w:type="dxa"/>
+            <w:tcW w:w="2351" w:type="dxa"/>
             <w:tcBorders>
               <w:top w:val="single" w:sz="4" w:space="0" w:color="000000"/>
               <w:left w:val="single" w:sz="4" w:space="0" w:color="000000"/>
@@ -6372,7 +6372,7 @@
         </w:tc>
         <w:tc>
           <w:tcPr>
-            <w:tcW w:w="2905" w:type="dxa"/>
+            <w:tcW w:w="2915" w:type="dxa"/>
             <w:tcBorders>
               <w:top w:val="single" w:sz="4" w:space="0" w:color="000000"/>
               <w:left w:val="single" w:sz="4" w:space="0" w:color="000000"/>
@@ -6394,7 +6394,7 @@
         </w:tc>
         <w:tc>
           <w:tcPr>
-            <w:tcW w:w="2549" w:type="dxa"/>
+            <w:tcW w:w="2558" w:type="dxa"/>
             <w:tcBorders>
               <w:top w:val="single" w:sz="4" w:space="0" w:color="000000"/>
               <w:left w:val="single" w:sz="4" w:space="0" w:color="000000"/>
@@ -6416,7 +6416,7 @@
         </w:tc>
         <w:tc>
           <w:tcPr>
-            <w:tcW w:w="2276" w:type="dxa"/>
+            <w:tcW w:w="2284" w:type="dxa"/>
             <w:tcBorders>
               <w:top w:val="single" w:sz="4" w:space="0" w:color="000000"/>
               <w:left w:val="single" w:sz="4" w:space="0" w:color="000000"/>
@@ -6455,11 +6455,11 @@
           </w:tblCellMar>
         </w:tblPrEx>
         <w:trPr>
-          <w:trHeight w:val="420"/>
+          <w:trHeight w:val="432"/>
         </w:trPr>
         <w:tc>
           <w:tcPr>
-            <w:tcW w:w="2343" w:type="dxa"/>
+            <w:tcW w:w="2351" w:type="dxa"/>
             <w:tcBorders>
               <w:top w:val="single" w:sz="4" w:space="0" w:color="000000"/>
               <w:left w:val="single" w:sz="4" w:space="0" w:color="000000"/>
@@ -6484,7 +6484,7 @@
         </w:tc>
         <w:tc>
           <w:tcPr>
-            <w:tcW w:w="2905" w:type="dxa"/>
+            <w:tcW w:w="2915" w:type="dxa"/>
             <w:tcBorders>
               <w:top w:val="single" w:sz="4" w:space="0" w:color="000000"/>
               <w:left w:val="single" w:sz="4" w:space="0" w:color="000000"/>
@@ -6506,7 +6506,7 @@
         </w:tc>
         <w:tc>
           <w:tcPr>
-            <w:tcW w:w="2549" w:type="dxa"/>
+            <w:tcW w:w="2558" w:type="dxa"/>
             <w:tcBorders>
               <w:top w:val="single" w:sz="4" w:space="0" w:color="000000"/>
               <w:left w:val="single" w:sz="4" w:space="0" w:color="000000"/>
@@ -6528,7 +6528,7 @@
         </w:tc>
         <w:tc>
           <w:tcPr>
-            <w:tcW w:w="2276" w:type="dxa"/>
+            <w:tcW w:w="2284" w:type="dxa"/>
             <w:tcBorders>
               <w:top w:val="single" w:sz="4" w:space="0" w:color="000000"/>
               <w:left w:val="single" w:sz="4" w:space="0" w:color="000000"/>
@@ -6567,11 +6567,11 @@
           </w:tblCellMar>
         </w:tblPrEx>
         <w:trPr>
-          <w:trHeight w:val="420"/>
+          <w:trHeight w:val="432"/>
         </w:trPr>
         <w:tc>
           <w:tcPr>
-            <w:tcW w:w="2343" w:type="dxa"/>
+            <w:tcW w:w="2351" w:type="dxa"/>
             <w:tcBorders>
               <w:top w:val="single" w:sz="4" w:space="0" w:color="000000"/>
               <w:left w:val="single" w:sz="4" w:space="0" w:color="000000"/>
@@ -6596,7 +6596,7 @@
         </w:tc>
         <w:tc>
           <w:tcPr>
-            <w:tcW w:w="2905" w:type="dxa"/>
+            <w:tcW w:w="2915" w:type="dxa"/>
             <w:tcBorders>
               <w:top w:val="single" w:sz="4" w:space="0" w:color="000000"/>
               <w:left w:val="single" w:sz="4" w:space="0" w:color="000000"/>
@@ -6618,7 +6618,7 @@
         </w:tc>
         <w:tc>
           <w:tcPr>
-            <w:tcW w:w="2549" w:type="dxa"/>
+            <w:tcW w:w="2558" w:type="dxa"/>
             <w:tcBorders>
               <w:top w:val="single" w:sz="4" w:space="0" w:color="000000"/>
               <w:left w:val="single" w:sz="4" w:space="0" w:color="000000"/>
@@ -6640,7 +6640,7 @@
         </w:tc>
         <w:tc>
           <w:tcPr>
-            <w:tcW w:w="2276" w:type="dxa"/>
+            <w:tcW w:w="2284" w:type="dxa"/>
             <w:tcBorders>
               <w:top w:val="single" w:sz="4" w:space="0" w:color="000000"/>
               <w:left w:val="single" w:sz="4" w:space="0" w:color="000000"/>
@@ -6679,11 +6679,11 @@
           </w:tblCellMar>
         </w:tblPrEx>
         <w:trPr>
-          <w:trHeight w:val="420"/>
+          <w:trHeight w:val="432"/>
         </w:trPr>
         <w:tc>
           <w:tcPr>
-            <w:tcW w:w="2343" w:type="dxa"/>
+            <w:tcW w:w="2351" w:type="dxa"/>
             <w:tcBorders>
               <w:top w:val="single" w:sz="4" w:space="0" w:color="000000"/>
               <w:left w:val="single" w:sz="4" w:space="0" w:color="000000"/>
@@ -6708,7 +6708,7 @@
         </w:tc>
         <w:tc>
           <w:tcPr>
-            <w:tcW w:w="2905" w:type="dxa"/>
+            <w:tcW w:w="2915" w:type="dxa"/>
             <w:tcBorders>
               <w:top w:val="single" w:sz="4" w:space="0" w:color="000000"/>
               <w:left w:val="single" w:sz="4" w:space="0" w:color="000000"/>
@@ -6730,7 +6730,7 @@
         </w:tc>
         <w:tc>
           <w:tcPr>
-            <w:tcW w:w="2549" w:type="dxa"/>
+            <w:tcW w:w="2558" w:type="dxa"/>
             <w:tcBorders>
               <w:top w:val="single" w:sz="4" w:space="0" w:color="000000"/>
               <w:left w:val="single" w:sz="4" w:space="0" w:color="000000"/>
@@ -6752,7 +6752,7 @@
         </w:tc>
         <w:tc>
           <w:tcPr>
-            <w:tcW w:w="2276" w:type="dxa"/>
+            <w:tcW w:w="2284" w:type="dxa"/>
             <w:tcBorders>
               <w:top w:val="single" w:sz="4" w:space="0" w:color="000000"/>
               <w:left w:val="single" w:sz="4" w:space="0" w:color="000000"/>
@@ -6791,11 +6791,11 @@
           </w:tblCellMar>
         </w:tblPrEx>
         <w:trPr>
-          <w:trHeight w:val="420"/>
+          <w:trHeight w:val="432"/>
         </w:trPr>
         <w:tc>
           <w:tcPr>
-            <w:tcW w:w="2343" w:type="dxa"/>
+            <w:tcW w:w="2351" w:type="dxa"/>
             <w:tcBorders>
               <w:top w:val="single" w:sz="4" w:space="0" w:color="000000"/>
               <w:left w:val="single" w:sz="4" w:space="0" w:color="000000"/>
@@ -6820,7 +6820,7 @@
         </w:tc>
         <w:tc>
           <w:tcPr>
-            <w:tcW w:w="2905" w:type="dxa"/>
+            <w:tcW w:w="2915" w:type="dxa"/>
             <w:tcBorders>
               <w:top w:val="single" w:sz="4" w:space="0" w:color="000000"/>
               <w:left w:val="single" w:sz="4" w:space="0" w:color="000000"/>
@@ -6842,7 +6842,7 @@
         </w:tc>
         <w:tc>
           <w:tcPr>
-            <w:tcW w:w="2549" w:type="dxa"/>
+            <w:tcW w:w="2558" w:type="dxa"/>
             <w:tcBorders>
               <w:top w:val="single" w:sz="4" w:space="0" w:color="000000"/>
               <w:left w:val="single" w:sz="4" w:space="0" w:color="000000"/>
@@ -6864,7 +6864,7 @@
         </w:tc>
         <w:tc>
           <w:tcPr>
-            <w:tcW w:w="2276" w:type="dxa"/>
+            <w:tcW w:w="2284" w:type="dxa"/>
             <w:tcBorders>
               <w:top w:val="single" w:sz="4" w:space="0" w:color="000000"/>
               <w:left w:val="single" w:sz="4" w:space="0" w:color="000000"/>
@@ -6903,11 +6903,11 @@
           </w:tblCellMar>
         </w:tblPrEx>
         <w:trPr>
-          <w:trHeight w:val="420"/>
+          <w:trHeight w:val="432"/>
         </w:trPr>
         <w:tc>
           <w:tcPr>
-            <w:tcW w:w="2343" w:type="dxa"/>
+            <w:tcW w:w="2351" w:type="dxa"/>
             <w:tcBorders>
               <w:top w:val="single" w:sz="4" w:space="0" w:color="000000"/>
               <w:left w:val="single" w:sz="4" w:space="0" w:color="000000"/>
@@ -6932,7 +6932,7 @@
         </w:tc>
         <w:tc>
           <w:tcPr>
-            <w:tcW w:w="2905" w:type="dxa"/>
+            <w:tcW w:w="2915" w:type="dxa"/>
             <w:tcBorders>
               <w:top w:val="single" w:sz="4" w:space="0" w:color="000000"/>
               <w:left w:val="single" w:sz="4" w:space="0" w:color="000000"/>
@@ -6954,7 +6954,7 @@
         </w:tc>
         <w:tc>
           <w:tcPr>
-            <w:tcW w:w="2549" w:type="dxa"/>
+            <w:tcW w:w="2558" w:type="dxa"/>
             <w:tcBorders>
               <w:top w:val="single" w:sz="4" w:space="0" w:color="000000"/>
               <w:left w:val="single" w:sz="4" w:space="0" w:color="000000"/>
@@ -6976,7 +6976,7 @@
         </w:tc>
         <w:tc>
           <w:tcPr>
-            <w:tcW w:w="2276" w:type="dxa"/>
+            <w:tcW w:w="2284" w:type="dxa"/>
             <w:tcBorders>
               <w:top w:val="single" w:sz="4" w:space="0" w:color="000000"/>
               <w:left w:val="single" w:sz="4" w:space="0" w:color="000000"/>
@@ -7015,11 +7015,11 @@
           </w:tblCellMar>
         </w:tblPrEx>
         <w:trPr>
-          <w:trHeight w:val="420"/>
+          <w:trHeight w:val="432"/>
         </w:trPr>
         <w:tc>
           <w:tcPr>
-            <w:tcW w:w="2343" w:type="dxa"/>
+            <w:tcW w:w="2351" w:type="dxa"/>
             <w:tcBorders>
               <w:top w:val="single" w:sz="4" w:space="0" w:color="000000"/>
               <w:left w:val="single" w:sz="4" w:space="0" w:color="000000"/>
@@ -7044,7 +7044,7 @@
         </w:tc>
         <w:tc>
           <w:tcPr>
-            <w:tcW w:w="2905" w:type="dxa"/>
+            <w:tcW w:w="2915" w:type="dxa"/>
             <w:tcBorders>
               <w:top w:val="single" w:sz="4" w:space="0" w:color="000000"/>
               <w:left w:val="single" w:sz="4" w:space="0" w:color="000000"/>
@@ -7066,7 +7066,7 @@
         </w:tc>
         <w:tc>
           <w:tcPr>
-            <w:tcW w:w="2549" w:type="dxa"/>
+            <w:tcW w:w="2558" w:type="dxa"/>
             <w:tcBorders>
               <w:top w:val="single" w:sz="4" w:space="0" w:color="000000"/>
               <w:left w:val="single" w:sz="4" w:space="0" w:color="000000"/>
@@ -7088,7 +7088,7 @@
         </w:tc>
         <w:tc>
           <w:tcPr>
-            <w:tcW w:w="2276" w:type="dxa"/>
+            <w:tcW w:w="2284" w:type="dxa"/>
             <w:tcBorders>
               <w:top w:val="single" w:sz="4" w:space="0" w:color="000000"/>
               <w:left w:val="single" w:sz="4" w:space="0" w:color="000000"/>
@@ -7127,11 +7127,11 @@
           </w:tblCellMar>
         </w:tblPrEx>
         <w:trPr>
-          <w:trHeight w:val="420"/>
+          <w:trHeight w:val="432"/>
         </w:trPr>
         <w:tc>
           <w:tcPr>
-            <w:tcW w:w="2343" w:type="dxa"/>
+            <w:tcW w:w="2351" w:type="dxa"/>
             <w:tcBorders>
               <w:top w:val="single" w:sz="4" w:space="0" w:color="000000"/>
               <w:left w:val="single" w:sz="4" w:space="0" w:color="000000"/>
@@ -7157,7 +7157,7 @@
         </w:tc>
         <w:tc>
           <w:tcPr>
-            <w:tcW w:w="2905" w:type="dxa"/>
+            <w:tcW w:w="2915" w:type="dxa"/>
             <w:tcBorders>
               <w:top w:val="single" w:sz="4" w:space="0" w:color="000000"/>
               <w:left w:val="single" w:sz="4" w:space="0" w:color="000000"/>
@@ -7179,7 +7179,7 @@
         </w:tc>
         <w:tc>
           <w:tcPr>
-            <w:tcW w:w="2549" w:type="dxa"/>
+            <w:tcW w:w="2558" w:type="dxa"/>
             <w:tcBorders>
               <w:top w:val="single" w:sz="4" w:space="0" w:color="000000"/>
               <w:left w:val="single" w:sz="4" w:space="0" w:color="000000"/>
@@ -7201,7 +7201,7 @@
         </w:tc>
         <w:tc>
           <w:tcPr>
-            <w:tcW w:w="2276" w:type="dxa"/>
+            <w:tcW w:w="2284" w:type="dxa"/>
             <w:tcBorders>
               <w:top w:val="single" w:sz="4" w:space="0" w:color="000000"/>
               <w:left w:val="single" w:sz="4" w:space="0" w:color="000000"/>
@@ -7240,11 +7240,11 @@
           </w:tblCellMar>
         </w:tblPrEx>
         <w:trPr>
-          <w:trHeight w:val="420"/>
+          <w:trHeight w:val="432"/>
         </w:trPr>
         <w:tc>
           <w:tcPr>
-            <w:tcW w:w="2343" w:type="dxa"/>
+            <w:tcW w:w="2351" w:type="dxa"/>
             <w:tcBorders>
               <w:top w:val="single" w:sz="4" w:space="0" w:color="000000"/>
               <w:left w:val="single" w:sz="4" w:space="0" w:color="000000"/>
@@ -7270,7 +7270,7 @@
         </w:tc>
         <w:tc>
           <w:tcPr>
-            <w:tcW w:w="2905" w:type="dxa"/>
+            <w:tcW w:w="2915" w:type="dxa"/>
             <w:tcBorders>
               <w:top w:val="single" w:sz="4" w:space="0" w:color="000000"/>
               <w:left w:val="single" w:sz="4" w:space="0" w:color="000000"/>
@@ -7292,7 +7292,7 @@
         </w:tc>
         <w:tc>
           <w:tcPr>
-            <w:tcW w:w="2549" w:type="dxa"/>
+            <w:tcW w:w="2558" w:type="dxa"/>
             <w:tcBorders>
               <w:top w:val="single" w:sz="4" w:space="0" w:color="000000"/>
               <w:left w:val="single" w:sz="4" w:space="0" w:color="000000"/>
@@ -7314,7 +7314,7 @@
         </w:tc>
         <w:tc>
           <w:tcPr>
-            <w:tcW w:w="2276" w:type="dxa"/>
+            <w:tcW w:w="2284" w:type="dxa"/>
             <w:tcBorders>
               <w:top w:val="single" w:sz="4" w:space="0" w:color="000000"/>
               <w:left w:val="single" w:sz="4" w:space="0" w:color="000000"/>
@@ -7353,11 +7353,11 @@
           </w:tblCellMar>
         </w:tblPrEx>
         <w:trPr>
-          <w:trHeight w:val="420"/>
+          <w:trHeight w:val="432"/>
         </w:trPr>
         <w:tc>
           <w:tcPr>
-            <w:tcW w:w="2343" w:type="dxa"/>
+            <w:tcW w:w="2351" w:type="dxa"/>
             <w:tcBorders>
               <w:top w:val="single" w:sz="4" w:space="0" w:color="000000"/>
               <w:left w:val="single" w:sz="4" w:space="0" w:color="000000"/>
@@ -7383,7 +7383,7 @@
         </w:tc>
         <w:tc>
           <w:tcPr>
-            <w:tcW w:w="2905" w:type="dxa"/>
+            <w:tcW w:w="2915" w:type="dxa"/>
             <w:tcBorders>
               <w:top w:val="single" w:sz="4" w:space="0" w:color="000000"/>
               <w:left w:val="single" w:sz="4" w:space="0" w:color="000000"/>
@@ -7405,7 +7405,7 @@
         </w:tc>
         <w:tc>
           <w:tcPr>
-            <w:tcW w:w="2549" w:type="dxa"/>
+            <w:tcW w:w="2558" w:type="dxa"/>
             <w:tcBorders>
               <w:top w:val="single" w:sz="4" w:space="0" w:color="000000"/>
               <w:left w:val="single" w:sz="4" w:space="0" w:color="000000"/>
@@ -7427,7 +7427,7 @@
         </w:tc>
         <w:tc>
           <w:tcPr>
-            <w:tcW w:w="2276" w:type="dxa"/>
+            <w:tcW w:w="2284" w:type="dxa"/>
             <w:tcBorders>
               <w:top w:val="single" w:sz="4" w:space="0" w:color="000000"/>
               <w:left w:val="single" w:sz="4" w:space="0" w:color="000000"/>
@@ -7466,11 +7466,11 @@
           </w:tblCellMar>
         </w:tblPrEx>
         <w:trPr>
-          <w:trHeight w:val="420"/>
+          <w:trHeight w:val="432"/>
         </w:trPr>
         <w:tc>
           <w:tcPr>
-            <w:tcW w:w="2343" w:type="dxa"/>
+            <w:tcW w:w="2351" w:type="dxa"/>
             <w:tcBorders>
               <w:top w:val="single" w:sz="4" w:space="0" w:color="000000"/>
               <w:left w:val="single" w:sz="4" w:space="0" w:color="000000"/>
@@ -7496,7 +7496,7 @@
         </w:tc>
         <w:tc>
           <w:tcPr>
-            <w:tcW w:w="2905" w:type="dxa"/>
+            <w:tcW w:w="2915" w:type="dxa"/>
             <w:tcBorders>
               <w:top w:val="single" w:sz="4" w:space="0" w:color="000000"/>
               <w:left w:val="single" w:sz="4" w:space="0" w:color="000000"/>
@@ -7518,7 +7518,7 @@
         </w:tc>
         <w:tc>
           <w:tcPr>
-            <w:tcW w:w="2549" w:type="dxa"/>
+            <w:tcW w:w="2558" w:type="dxa"/>
             <w:tcBorders>
               <w:top w:val="single" w:sz="4" w:space="0" w:color="000000"/>
               <w:left w:val="single" w:sz="4" w:space="0" w:color="000000"/>
@@ -7540,7 +7540,7 @@
         </w:tc>
         <w:tc>
           <w:tcPr>
-            <w:tcW w:w="2276" w:type="dxa"/>
+            <w:tcW w:w="2284" w:type="dxa"/>
             <w:tcBorders>
               <w:top w:val="single" w:sz="4" w:space="0" w:color="000000"/>
               <w:left w:val="single" w:sz="4" w:space="0" w:color="000000"/>
@@ -7579,11 +7579,11 @@
           </w:tblCellMar>
         </w:tblPrEx>
         <w:trPr>
-          <w:trHeight w:val="420"/>
+          <w:trHeight w:val="432"/>
         </w:trPr>
         <w:tc>
           <w:tcPr>
-            <w:tcW w:w="2343" w:type="dxa"/>
+            <w:tcW w:w="2351" w:type="dxa"/>
             <w:tcBorders>
               <w:top w:val="single" w:sz="4" w:space="0" w:color="000000"/>
               <w:left w:val="single" w:sz="4" w:space="0" w:color="000000"/>
@@ -7609,7 +7609,7 @@
         </w:tc>
         <w:tc>
           <w:tcPr>
-            <w:tcW w:w="2905" w:type="dxa"/>
+            <w:tcW w:w="2915" w:type="dxa"/>
             <w:tcBorders>
               <w:top w:val="single" w:sz="4" w:space="0" w:color="000000"/>
               <w:left w:val="single" w:sz="4" w:space="0" w:color="000000"/>
@@ -7631,7 +7631,7 @@
         </w:tc>
         <w:tc>
           <w:tcPr>
-            <w:tcW w:w="2549" w:type="dxa"/>
+            <w:tcW w:w="2558" w:type="dxa"/>
             <w:tcBorders>
               <w:top w:val="single" w:sz="4" w:space="0" w:color="000000"/>
               <w:left w:val="single" w:sz="4" w:space="0" w:color="000000"/>
@@ -7653,7 +7653,7 @@
         </w:tc>
         <w:tc>
           <w:tcPr>
-            <w:tcW w:w="2276" w:type="dxa"/>
+            <w:tcW w:w="2284" w:type="dxa"/>
             <w:tcBorders>
               <w:top w:val="single" w:sz="4" w:space="0" w:color="000000"/>
               <w:left w:val="single" w:sz="4" w:space="0" w:color="000000"/>
@@ -7692,11 +7692,11 @@
           </w:tblCellMar>
         </w:tblPrEx>
         <w:trPr>
-          <w:trHeight w:val="420"/>
+          <w:trHeight w:val="432"/>
         </w:trPr>
         <w:tc>
           <w:tcPr>
-            <w:tcW w:w="2343" w:type="dxa"/>
+            <w:tcW w:w="2351" w:type="dxa"/>
             <w:tcBorders>
               <w:top w:val="single" w:sz="4" w:space="0" w:color="000000"/>
               <w:left w:val="single" w:sz="4" w:space="0" w:color="000000"/>
@@ -7722,7 +7722,7 @@
         </w:tc>
         <w:tc>
           <w:tcPr>
-            <w:tcW w:w="2905" w:type="dxa"/>
+            <w:tcW w:w="2915" w:type="dxa"/>
             <w:tcBorders>
               <w:top w:val="single" w:sz="4" w:space="0" w:color="000000"/>
               <w:left w:val="single" w:sz="4" w:space="0" w:color="000000"/>
@@ -7744,7 +7744,7 @@
         </w:tc>
         <w:tc>
           <w:tcPr>
-            <w:tcW w:w="2549" w:type="dxa"/>
+            <w:tcW w:w="2558" w:type="dxa"/>
             <w:tcBorders>
               <w:top w:val="single" w:sz="4" w:space="0" w:color="000000"/>
               <w:left w:val="single" w:sz="4" w:space="0" w:color="000000"/>
@@ -7766,7 +7766,7 @@
         </w:tc>
         <w:tc>
           <w:tcPr>
-            <w:tcW w:w="2276" w:type="dxa"/>
+            <w:tcW w:w="2284" w:type="dxa"/>
             <w:tcBorders>
               <w:top w:val="single" w:sz="4" w:space="0" w:color="000000"/>
               <w:left w:val="single" w:sz="4" w:space="0" w:color="000000"/>
@@ -7805,11 +7805,11 @@
           </w:tblCellMar>
         </w:tblPrEx>
         <w:trPr>
-          <w:trHeight w:val="420"/>
+          <w:trHeight w:val="432"/>
         </w:trPr>
         <w:tc>
           <w:tcPr>
-            <w:tcW w:w="2343" w:type="dxa"/>
+            <w:tcW w:w="2351" w:type="dxa"/>
             <w:tcBorders>
               <w:top w:val="single" w:sz="4" w:space="0" w:color="000000"/>
               <w:left w:val="single" w:sz="4" w:space="0" w:color="000000"/>
@@ -7835,7 +7835,7 @@
         </w:tc>
         <w:tc>
           <w:tcPr>
-            <w:tcW w:w="2905" w:type="dxa"/>
+            <w:tcW w:w="2915" w:type="dxa"/>
             <w:tcBorders>
               <w:top w:val="single" w:sz="4" w:space="0" w:color="000000"/>
               <w:left w:val="single" w:sz="4" w:space="0" w:color="000000"/>
@@ -7857,7 +7857,7 @@
         </w:tc>
         <w:tc>
           <w:tcPr>
-            <w:tcW w:w="2549" w:type="dxa"/>
+            <w:tcW w:w="2558" w:type="dxa"/>
             <w:tcBorders>
               <w:top w:val="single" w:sz="4" w:space="0" w:color="000000"/>
               <w:left w:val="single" w:sz="4" w:space="0" w:color="000000"/>
@@ -7879,7 +7879,7 @@
         </w:tc>
         <w:tc>
           <w:tcPr>
-            <w:tcW w:w="2276" w:type="dxa"/>
+            <w:tcW w:w="2284" w:type="dxa"/>
             <w:tcBorders>
               <w:top w:val="single" w:sz="4" w:space="0" w:color="000000"/>
               <w:left w:val="single" w:sz="4" w:space="0" w:color="000000"/>
@@ -7918,11 +7918,11 @@
           </w:tblCellMar>
         </w:tblPrEx>
         <w:trPr>
-          <w:trHeight w:val="420"/>
+          <w:trHeight w:val="432"/>
         </w:trPr>
         <w:tc>
           <w:tcPr>
-            <w:tcW w:w="2343" w:type="dxa"/>
+            <w:tcW w:w="2351" w:type="dxa"/>
             <w:tcBorders>
               <w:top w:val="single" w:sz="4" w:space="0" w:color="000000"/>
               <w:left w:val="single" w:sz="4" w:space="0" w:color="000000"/>
@@ -7948,7 +7948,7 @@
         </w:tc>
         <w:tc>
           <w:tcPr>
-            <w:tcW w:w="2905" w:type="dxa"/>
+            <w:tcW w:w="2915" w:type="dxa"/>
             <w:tcBorders>
               <w:top w:val="single" w:sz="4" w:space="0" w:color="000000"/>
               <w:left w:val="single" w:sz="4" w:space="0" w:color="000000"/>
@@ -7970,7 +7970,7 @@
         </w:tc>
         <w:tc>
           <w:tcPr>
-            <w:tcW w:w="2549" w:type="dxa"/>
+            <w:tcW w:w="2558" w:type="dxa"/>
             <w:tcBorders>
               <w:top w:val="single" w:sz="4" w:space="0" w:color="000000"/>
               <w:left w:val="single" w:sz="4" w:space="0" w:color="000000"/>
@@ -7992,7 +7992,7 @@
         </w:tc>
         <w:tc>
           <w:tcPr>
-            <w:tcW w:w="2276" w:type="dxa"/>
+            <w:tcW w:w="2284" w:type="dxa"/>
             <w:tcBorders>
               <w:top w:val="single" w:sz="4" w:space="0" w:color="000000"/>
               <w:left w:val="single" w:sz="4" w:space="0" w:color="000000"/>
@@ -8015,11 +8015,11 @@
       </w:tr>
       <w:tr>
         <w:trPr>
-          <w:trHeight w:val="766"/>
+          <w:trHeight w:val="788"/>
         </w:trPr>
         <w:tc>
           <w:tcPr>
-            <w:tcW w:w="10073" w:type="dxa"/>
+            <w:tcW w:w="10109" w:type="dxa"/>
             <w:gridSpan w:val="4"/>
             <w:vAlign w:val="center"/>
           </w:tcPr>
@@ -8045,12 +8045,15 @@
       </w:tr>
       <w:tr>
         <w:trPr>
-          <w:trHeight w:val="483"/>
+          <w:trHeight w:val="497"/>
         </w:trPr>
         <w:tc>
           <w:tcPr>
-            <w:tcW w:w="10073" w:type="dxa"/>
+            <w:tcW w:w="10109" w:type="dxa"/>
             <w:gridSpan w:val="4"/>
+            <w:tcBorders>
+              <w:bottom w:val="single" w:sz="4" w:space="0" w:color="auto"/>
+            </w:tcBorders>
             <w:vAlign w:val="center"/>
           </w:tcPr>
           <w:p>
@@ -8078,173 +8081,176 @@
                 <w:szCs w:val="24"/>
               </w:rPr>
               <w:t>：</w:t>
+            </w:r>
+          </w:p>
+        </w:tc>
+      </w:tr>
+      <w:tr>
+        <w:trPr>
+          <w:trHeight w:val="748"/>
+        </w:trPr>
+        <w:tc>
+          <w:tcPr>
+            <w:tcW w:w="10109" w:type="dxa"/>
+            <w:gridSpan w:val="4"/>
+            <w:tcBorders>
+              <w:left w:val="nil"/>
+              <w:bottom w:val="nil"/>
+              <w:right w:val="nil"/>
+            </w:tcBorders>
+            <w:vAlign w:val="bottom"/>
+          </w:tcPr>
+          <w:p>
+            <w:pPr>
+              <w:rPr>
+                <w:rFonts w:cs="Arial" w:hint="eastAsia"/>
+                <w:snapToGrid w:val="0"/>
+                <w:sz w:val="18"/>
+                <w:szCs w:val="18"/>
+                <w:lang w:eastAsia="zh-CN"/>
+              </w:rPr>
+            </w:pPr>
+            <w:r>
+              <w:rPr>
+                <w:rFonts w:ascii="宋体" w:hAnsi="宋体" w:hint="eastAsia"/>
+                <w:snapToGrid w:val="0"/>
+                <w:sz w:val="21"/>
+                <w:szCs w:val="21"/>
+                <w:lang w:eastAsia="zh-CN"/>
+              </w:rPr>
+              <w:t>分析</w:t>
+            </w:r>
+            <w:r>
+              <w:rPr>
+                <w:rFonts w:ascii="宋体" w:hAnsi="宋体" w:hint="eastAsia"/>
+                <w:snapToGrid w:val="0"/>
+                <w:sz w:val="21"/>
+                <w:szCs w:val="21"/>
+              </w:rPr>
+              <w:t>/</w:t>
+            </w:r>
+            <w:proofErr w:type="spellStart"/>
+            <w:r>
+              <w:rPr>
+                <w:rFonts w:ascii="宋体" w:hAnsi="宋体" w:hint="eastAsia"/>
+                <w:snapToGrid w:val="0"/>
+                <w:sz w:val="21"/>
+                <w:szCs w:val="21"/>
+              </w:rPr>
+              <w:t>日期</w:t>
+            </w:r>
+            <w:proofErr w:type="spellEnd"/>
+            <w:r>
+              <w:rPr>
+                <w:rFonts w:ascii="宋体" w:hAnsi="宋体" w:hint="eastAsia"/>
+                <w:snapToGrid w:val="0"/>
+                <w:sz w:val="21"/>
+                <w:szCs w:val="21"/>
+                <w:lang w:eastAsia="zh-CN"/>
+              </w:rPr>
+              <w:t>:</w:t>
+            </w:r>
+            <w:r>
+              <w:rPr>
+                <w:rFonts w:cs="Arial" w:hint="eastAsia"/>
+                <w:snapToGrid w:val="0"/>
+                <w:sz w:val="18"/>
+                <w:szCs w:val="18"/>
+                <w:lang w:eastAsia="zh-CN"/>
+              </w:rPr>
+              <w:t xml:space="preserve">_________________    </w:t>
+            </w:r>
+            <w:r>
+              <w:rPr>
+                <w:rFonts w:ascii="Arial" w:eastAsia="Arial Unicode MS" w:hAnsi="Arial" w:hint="eastAsia"/>
+                <w:snapToGrid w:val="0"/>
+                <w:sz w:val="21"/>
+                <w:szCs w:val="21"/>
+                <w:lang w:eastAsia="zh-CN"/>
+              </w:rPr>
+              <w:t xml:space="preserve">                                     </w:t>
+            </w:r>
+            <w:r>
+              <w:rPr>
+                <w:rFonts w:ascii="Arial" w:eastAsiaTheme="minorEastAsia" w:hAnsi="Arial" w:hint="eastAsia"/>
+                <w:snapToGrid w:val="0"/>
+                <w:sz w:val="21"/>
+                <w:szCs w:val="21"/>
+                <w:lang w:eastAsia="zh-CN"/>
+              </w:rPr>
+              <w:t xml:space="preserve">          </w:t>
+            </w:r>
+            <w:r>
+              <w:rPr>
+                <w:rFonts w:ascii="Arial" w:eastAsia="Arial Unicode MS" w:hAnsi="Arial" w:hint="eastAsia"/>
+                <w:snapToGrid w:val="0"/>
+                <w:sz w:val="21"/>
+                <w:szCs w:val="21"/>
+                <w:lang w:eastAsia="zh-CN"/>
+              </w:rPr>
+              <w:t xml:space="preserve">             </w:t>
+            </w:r>
+            <w:r>
+              <w:rPr>
+                <w:rFonts w:ascii="宋体" w:hAnsi="宋体" w:hint="eastAsia"/>
+                <w:snapToGrid w:val="0"/>
+                <w:sz w:val="21"/>
+                <w:szCs w:val="21"/>
+                <w:lang w:eastAsia="zh-CN"/>
+              </w:rPr>
+              <w:t>校核</w:t>
+            </w:r>
+            <w:r>
+              <w:rPr>
+                <w:rFonts w:ascii="宋体" w:hAnsi="宋体" w:hint="eastAsia"/>
+                <w:snapToGrid w:val="0"/>
+                <w:sz w:val="21"/>
+                <w:szCs w:val="21"/>
+              </w:rPr>
+              <w:t>/</w:t>
+            </w:r>
+            <w:proofErr w:type="spellStart"/>
+            <w:r>
+              <w:rPr>
+                <w:rFonts w:ascii="宋体" w:hAnsi="宋体" w:hint="eastAsia"/>
+                <w:snapToGrid w:val="0"/>
+                <w:sz w:val="21"/>
+                <w:szCs w:val="21"/>
+              </w:rPr>
+              <w:t>日期</w:t>
+            </w:r>
+            <w:proofErr w:type="spellEnd"/>
+            <w:r>
+              <w:rPr>
+                <w:rFonts w:ascii="宋体" w:hAnsi="宋体" w:hint="eastAsia"/>
+                <w:snapToGrid w:val="0"/>
+                <w:sz w:val="21"/>
+                <w:szCs w:val="21"/>
+                <w:lang w:eastAsia="zh-CN"/>
+              </w:rPr>
+              <w:t>:</w:t>
+            </w:r>
+            <w:r>
+              <w:rPr>
+                <w:rFonts w:cs="Arial" w:hint="eastAsia"/>
+                <w:snapToGrid w:val="0"/>
+                <w:sz w:val="18"/>
+                <w:szCs w:val="18"/>
+                <w:lang w:eastAsia="zh-CN"/>
+              </w:rPr>
+              <w:t xml:space="preserve">_________________    </w:t>
             </w:r>
           </w:p>
         </w:tc>
       </w:tr>
     </w:tbl>
-    <w:p>
-      <w:pPr>
-        <w:rPr>
-          <w:lang w:eastAsia="zh-CN"/>
-        </w:rPr>
-      </w:pPr>
-    </w:p>
-    <w:p>
-      <w:pPr>
-        <w:rPr>
-          <w:rFonts w:ascii="宋体" w:hAnsi="宋体" w:hint="eastAsia"/>
-          <w:snapToGrid w:val="0"/>
-          <w:sz w:val="21"/>
-          <w:szCs w:val="21"/>
-          <w:lang w:eastAsia="zh-CN"/>
-        </w:rPr>
-      </w:pPr>
-      <w:r>
-        <w:rPr>
-          <w:rFonts w:ascii="宋体" w:hAnsi="宋体" w:hint="eastAsia"/>
-          <w:snapToGrid w:val="0"/>
-          <w:sz w:val="21"/>
-          <w:szCs w:val="21"/>
-          <w:lang w:eastAsia="zh-CN"/>
-        </w:rPr>
-        <w:t xml:space="preserve"> </w:t>
-      </w:r>
-    </w:p>
-    <w:p>
-      <w:pPr>
-        <w:rPr>
-          <w:rFonts w:cs="Arial"/>
-          <w:snapToGrid w:val="0"/>
-          <w:sz w:val="18"/>
-          <w:szCs w:val="18"/>
-          <w:lang w:eastAsia="zh-CN"/>
-        </w:rPr>
-      </w:pPr>
-      <w:r>
-        <w:rPr>
-          <w:rFonts w:ascii="宋体" w:hAnsi="宋体" w:hint="eastAsia"/>
-          <w:snapToGrid w:val="0"/>
-          <w:sz w:val="21"/>
-          <w:szCs w:val="21"/>
-          <w:lang w:eastAsia="zh-CN"/>
-        </w:rPr>
-        <w:t>分析</w:t>
-      </w:r>
-      <w:r>
-        <w:rPr>
-          <w:rFonts w:ascii="宋体" w:hAnsi="宋体" w:hint="eastAsia"/>
-          <w:snapToGrid w:val="0"/>
-          <w:sz w:val="21"/>
-          <w:szCs w:val="21"/>
-        </w:rPr>
-        <w:t>/</w:t>
-      </w:r>
-      <w:proofErr w:type="spellStart"/>
-      <w:r>
-        <w:rPr>
-          <w:rFonts w:ascii="宋体" w:hAnsi="宋体" w:hint="eastAsia"/>
-          <w:snapToGrid w:val="0"/>
-          <w:sz w:val="21"/>
-          <w:szCs w:val="21"/>
-        </w:rPr>
-        <w:t>日期</w:t>
-      </w:r>
-      <w:proofErr w:type="spellEnd"/>
-      <w:r>
-        <w:rPr>
-          <w:rFonts w:ascii="宋体" w:hAnsi="宋体" w:hint="eastAsia"/>
-          <w:snapToGrid w:val="0"/>
-          <w:sz w:val="21"/>
-          <w:szCs w:val="21"/>
-          <w:lang w:eastAsia="zh-CN"/>
-        </w:rPr>
-        <w:t>:</w:t>
-      </w:r>
-      <w:r>
-        <w:rPr>
-          <w:rFonts w:cs="Arial" w:hint="eastAsia"/>
-          <w:snapToGrid w:val="0"/>
-          <w:sz w:val="18"/>
-          <w:szCs w:val="18"/>
-          <w:lang w:eastAsia="zh-CN"/>
-        </w:rPr>
-        <w:t xml:space="preserve">_________________    </w:t>
-      </w:r>
-      <w:r>
-        <w:rPr>
-          <w:rFonts w:ascii="Arial" w:eastAsia="Arial Unicode MS" w:hAnsi="Arial" w:hint="eastAsia"/>
-          <w:snapToGrid w:val="0"/>
-          <w:sz w:val="21"/>
-          <w:szCs w:val="21"/>
-          <w:lang w:eastAsia="zh-CN"/>
-        </w:rPr>
-        <w:t xml:space="preserve">                                                  </w:t>
-      </w:r>
-      <w:r>
-        <w:rPr>
-          <w:rFonts w:ascii="宋体" w:hAnsi="宋体" w:hint="eastAsia"/>
-          <w:snapToGrid w:val="0"/>
-          <w:sz w:val="21"/>
-          <w:szCs w:val="21"/>
-          <w:lang w:eastAsia="zh-CN"/>
-        </w:rPr>
-        <w:t>校核</w:t>
-      </w:r>
-      <w:r>
-        <w:rPr>
-          <w:rFonts w:ascii="宋体" w:hAnsi="宋体" w:hint="eastAsia"/>
-          <w:snapToGrid w:val="0"/>
-          <w:sz w:val="21"/>
-          <w:szCs w:val="21"/>
-        </w:rPr>
-        <w:t>/</w:t>
-      </w:r>
-      <w:proofErr w:type="spellStart"/>
-      <w:r>
-        <w:rPr>
-          <w:rFonts w:ascii="宋体" w:hAnsi="宋体" w:hint="eastAsia"/>
-          <w:snapToGrid w:val="0"/>
-          <w:sz w:val="21"/>
-          <w:szCs w:val="21"/>
-        </w:rPr>
-        <w:t>日期</w:t>
-      </w:r>
-      <w:proofErr w:type="spellEnd"/>
-      <w:r>
-        <w:rPr>
-          <w:rFonts w:ascii="宋体" w:hAnsi="宋体" w:hint="eastAsia"/>
-          <w:snapToGrid w:val="0"/>
-          <w:sz w:val="21"/>
-          <w:szCs w:val="21"/>
-          <w:lang w:eastAsia="zh-CN"/>
-        </w:rPr>
-        <w:t>:</w:t>
-      </w:r>
-      <w:r>
-        <w:rPr>
-          <w:rFonts w:cs="Arial" w:hint="eastAsia"/>
-          <w:snapToGrid w:val="0"/>
-          <w:sz w:val="18"/>
-          <w:szCs w:val="18"/>
-          <w:lang w:eastAsia="zh-CN"/>
-        </w:rPr>
-        <w:t xml:space="preserve">_________________    </w:t>
-      </w:r>
-    </w:p>
-    <w:p>
-      <w:pPr>
-        <w:rPr>
-          <w:lang w:eastAsia="zh-CN"/>
-        </w:rPr>
-      </w:pPr>
-    </w:p>
     <w:p>
       <w:pPr>
         <w:tabs>
           <w:tab w:val="left" w:pos="8803"/>
         </w:tabs>
         <w:rPr>
+          <w:rFonts w:hint="eastAsia"/>
           <w:lang w:eastAsia="zh-CN"/>
         </w:rPr>
       </w:pPr>
@@ -9163,7 +9169,7 @@
   <w:style w:type="paragraph" w:default="1" w:styleId="a">
     <w:name w:val="Normal"/>
     <w:qFormat/>
-    <w:rsid w:val="00BF52B4"/>
+    <w:rsid w:val="0069678B"/>
     <w:pPr>
       <w:overflowPunct w:val="0"/>
       <w:autoSpaceDE w:val="0"/>
